--- a/240110210038_Dendi Reinaldi_Draft UP_last.docx
+++ b/240110210038_Dendi Reinaldi_Draft UP_last.docx
@@ -103,7 +103,15 @@
           <w:sz w:val="24"/>
           <w:szCs w:val="24"/>
         </w:rPr>
-        <w:t>Prodi</w:t>
+        <w:t>Pr</w:t>
+      </w:r>
+      <w:r>
+        <w:rPr>
+          <w:rFonts w:ascii="Times New Roman" w:hAnsi="Times New Roman" w:cs="Times New Roman"/>
+          <w:sz w:val="24"/>
+          <w:szCs w:val="24"/>
+        </w:rPr>
+        <w:t>ogram Studi</w:t>
       </w:r>
       <w:r>
         <w:rPr>
@@ -13792,7 +13800,6 @@
         <w:spacing w:line="360" w:lineRule="auto"/>
         <w:rPr>
           <w:rFonts w:cs="Times New Roman"/>
-          <w:szCs w:val="24"/>
         </w:rPr>
       </w:pPr>
       <w:bookmarkStart w:id="28" w:name="_Toc229265342"/>
@@ -13855,8 +13862,7 @@
       <w:tr>
         <w:tc>
           <w:tcPr>
-            <w:tcW w:w="502" w:type="dxa"/>
-            <w:vAlign w:val="center"/>
+            <w:tcW w:w="510" w:type="dxa"/>
           </w:tcPr>
           <w:p>
             <w:pPr>
@@ -13881,8 +13887,7 @@
         </w:tc>
         <w:tc>
           <w:tcPr>
-            <w:tcW w:w="2754" w:type="dxa"/>
-            <w:vAlign w:val="center"/>
+            <w:tcW w:w="2751" w:type="dxa"/>
           </w:tcPr>
           <w:p>
             <w:pPr>
@@ -13907,8 +13912,7 @@
         </w:tc>
         <w:tc>
           <w:tcPr>
-            <w:tcW w:w="4671" w:type="dxa"/>
-            <w:vAlign w:val="center"/>
+            <w:tcW w:w="4666" w:type="dxa"/>
           </w:tcPr>
           <w:p>
             <w:pPr>
@@ -13927,7 +13931,25 @@
                 <w:sz w:val="24"/>
                 <w:szCs w:val="24"/>
               </w:rPr>
-              <w:t>Kegunaan/Spesifikasi Singkat</w:t>
+              <w:t>Kegunaan</w:t>
+            </w:r>
+            <w:r>
+              <w:rPr>
+                <w:rFonts w:ascii="Times New Roman" w:hAnsi="Times New Roman" w:cs="Times New Roman"/>
+                <w:b/>
+                <w:sz w:val="24"/>
+                <w:szCs w:val="24"/>
+              </w:rPr>
+              <w:t xml:space="preserve"> dan </w:t>
+            </w:r>
+            <w:r>
+              <w:rPr>
+                <w:rFonts w:ascii="Times New Roman" w:hAnsi="Times New Roman" w:cs="Times New Roman"/>
+                <w:b/>
+                <w:sz w:val="24"/>
+                <w:szCs w:val="24"/>
+              </w:rPr>
+              <w:t>Spesifikasi Singkat</w:t>
             </w:r>
           </w:p>
         </w:tc>
@@ -13935,8 +13957,7 @@
       <w:tr>
         <w:tc>
           <w:tcPr>
-            <w:tcW w:w="502" w:type="dxa"/>
-            <w:vAlign w:val="center"/>
+            <w:tcW w:w="510" w:type="dxa"/>
           </w:tcPr>
           <w:p>
             <w:pPr>
@@ -13960,8 +13981,7 @@
         </w:tc>
         <w:tc>
           <w:tcPr>
-            <w:tcW w:w="2754" w:type="dxa"/>
-            <w:vAlign w:val="center"/>
+            <w:tcW w:w="2751" w:type="dxa"/>
           </w:tcPr>
           <w:p>
             <w:pPr>
@@ -13979,14 +13999,13 @@
                 <w:sz w:val="24"/>
                 <w:szCs w:val="24"/>
               </w:rPr>
-              <w:t xml:space="preserve">Sistem Smart Watering Unit (SWU03) </w:t>
+              <w:t>Alat Ukur Panjang (meteran 7,5 m dan mistar 30 cm)</w:t>
             </w:r>
           </w:p>
         </w:tc>
         <w:tc>
           <w:tcPr>
-            <w:tcW w:w="4671" w:type="dxa"/>
-            <w:vAlign w:val="center"/>
+            <w:tcW w:w="4666" w:type="dxa"/>
           </w:tcPr>
           <w:p>
             <w:pPr>
@@ -14004,7 +14023,23 @@
                 <w:sz w:val="24"/>
                 <w:szCs w:val="24"/>
               </w:rPr>
-              <w:t>Unit utama penelitian untuk uji kinerja sistem.</w:t>
+              <w:t>U</w:t>
+            </w:r>
+            <w:r>
+              <w:rPr>
+                <w:rFonts w:ascii="Times New Roman" w:hAnsi="Times New Roman" w:cs="Times New Roman"/>
+                <w:sz w:val="24"/>
+                <w:szCs w:val="24"/>
+              </w:rPr>
+              <w:t>ntuk mengukur tinggi tanaman dan tinggi air pada tandon dengan ketelitian alat 0,1 mm</w:t>
+            </w:r>
+            <w:r>
+              <w:rPr>
+                <w:rFonts w:ascii="Times New Roman" w:hAnsi="Times New Roman" w:cs="Times New Roman"/>
+                <w:sz w:val="24"/>
+                <w:szCs w:val="24"/>
+              </w:rPr>
+              <w:t>.</w:t>
             </w:r>
           </w:p>
         </w:tc>
@@ -14012,8 +14047,7 @@
       <w:tr>
         <w:tc>
           <w:tcPr>
-            <w:tcW w:w="502" w:type="dxa"/>
-            <w:vAlign w:val="center"/>
+            <w:tcW w:w="510" w:type="dxa"/>
           </w:tcPr>
           <w:p>
             <w:pPr>
@@ -14037,8 +14071,7 @@
         </w:tc>
         <w:tc>
           <w:tcPr>
-            <w:tcW w:w="2754" w:type="dxa"/>
-            <w:vAlign w:val="center"/>
+            <w:tcW w:w="2751" w:type="dxa"/>
           </w:tcPr>
           <w:p>
             <w:pPr>
@@ -14056,14 +14089,13 @@
                 <w:sz w:val="24"/>
                 <w:szCs w:val="24"/>
               </w:rPr>
-              <w:t>Tandon nutrisi dengan skala tinggi air</w:t>
+              <w:t>Alat Ukur Kualitas Air (EZ 9909)</w:t>
             </w:r>
           </w:p>
         </w:tc>
         <w:tc>
           <w:tcPr>
-            <w:tcW w:w="4671" w:type="dxa"/>
-            <w:vAlign w:val="center"/>
+            <w:tcW w:w="4666" w:type="dxa"/>
           </w:tcPr>
           <w:p>
             <w:pPr>
@@ -14081,7 +14113,7 @@
                 <w:sz w:val="24"/>
                 <w:szCs w:val="24"/>
               </w:rPr>
-              <w:t>Mengukur tinggi muka air tandon (cm) sebagai dasar perhitungan volume dan konsumsi air.</w:t>
+              <w:t>Sebagai alat untuk mengukur nilai pH, EC, PPM dan suhu pada larutan nutrisi dengan sensitifitas: pH: ± (0,01 pH, akurasi ±2%) Suhu: ± (0−60℃) EC: ± (0−10000µS/cm, akurasi ± 2%) TDS: ± (0−10000 ppm, akurasi ±2%)</w:t>
             </w:r>
           </w:p>
         </w:tc>
@@ -14089,8 +14121,7 @@
       <w:tr>
         <w:tc>
           <w:tcPr>
-            <w:tcW w:w="502" w:type="dxa"/>
-            <w:vAlign w:val="center"/>
+            <w:tcW w:w="510" w:type="dxa"/>
           </w:tcPr>
           <w:p>
             <w:pPr>
@@ -14114,8 +14145,7 @@
         </w:tc>
         <w:tc>
           <w:tcPr>
-            <w:tcW w:w="2754" w:type="dxa"/>
-            <w:vAlign w:val="center"/>
+            <w:tcW w:w="2751" w:type="dxa"/>
           </w:tcPr>
           <w:p>
             <w:pPr>
@@ -14133,14 +14163,13 @@
                 <w:sz w:val="24"/>
                 <w:szCs w:val="24"/>
               </w:rPr>
-              <w:t>Soil Meter YY-1000</w:t>
+              <w:t>Gelas Ukur 500 ml dan 5000 ml</w:t>
             </w:r>
           </w:p>
         </w:tc>
         <w:tc>
           <w:tcPr>
-            <w:tcW w:w="4671" w:type="dxa"/>
-            <w:vAlign w:val="center"/>
+            <w:tcW w:w="4666" w:type="dxa"/>
           </w:tcPr>
           <w:p>
             <w:pPr>
@@ -14158,7 +14187,7 @@
                 <w:sz w:val="24"/>
                 <w:szCs w:val="24"/>
               </w:rPr>
-              <w:t>Mengukur kelembapan media tanam.</w:t>
+              <w:t>Untuk mengukur volume nutrisi AB Mix</w:t>
             </w:r>
           </w:p>
         </w:tc>
@@ -14166,8 +14195,7 @@
       <w:tr>
         <w:tc>
           <w:tcPr>
-            <w:tcW w:w="502" w:type="dxa"/>
-            <w:vAlign w:val="center"/>
+            <w:tcW w:w="510" w:type="dxa"/>
           </w:tcPr>
           <w:p>
             <w:pPr>
@@ -14185,14 +14213,14 @@
                 <w:sz w:val="24"/>
                 <w:szCs w:val="24"/>
               </w:rPr>
+              <w:lastRenderedPageBreak/>
               <w:t>4</w:t>
             </w:r>
           </w:p>
         </w:tc>
         <w:tc>
           <w:tcPr>
-            <w:tcW w:w="2754" w:type="dxa"/>
-            <w:vAlign w:val="center"/>
+            <w:tcW w:w="2751" w:type="dxa"/>
           </w:tcPr>
           <w:p>
             <w:pPr>
@@ -14210,14 +14238,13 @@
                 <w:sz w:val="24"/>
                 <w:szCs w:val="24"/>
               </w:rPr>
-              <w:t>Alat ukur panjang</w:t>
+              <w:t>Jangka Sorong Digital</w:t>
             </w:r>
           </w:p>
         </w:tc>
         <w:tc>
           <w:tcPr>
-            <w:tcW w:w="4671" w:type="dxa"/>
-            <w:vAlign w:val="center"/>
+            <w:tcW w:w="4666" w:type="dxa"/>
           </w:tcPr>
           <w:p>
             <w:pPr>
@@ -14235,7 +14262,7 @@
                 <w:sz w:val="24"/>
                 <w:szCs w:val="24"/>
               </w:rPr>
-              <w:t>Mengukur tinggi tanaman kale dan komponen instalasi, ketelitian 0,1 mm.</w:t>
+              <w:t>Mengukur diameter batang dengan ketelitian 0,1 mm</w:t>
             </w:r>
           </w:p>
         </w:tc>
@@ -14243,8 +14270,7 @@
       <w:tr>
         <w:tc>
           <w:tcPr>
-            <w:tcW w:w="502" w:type="dxa"/>
-            <w:vAlign w:val="center"/>
+            <w:tcW w:w="510" w:type="dxa"/>
           </w:tcPr>
           <w:p>
             <w:pPr>
@@ -14268,8 +14294,7 @@
         </w:tc>
         <w:tc>
           <w:tcPr>
-            <w:tcW w:w="2754" w:type="dxa"/>
-            <w:vAlign w:val="center"/>
+            <w:tcW w:w="2751" w:type="dxa"/>
           </w:tcPr>
           <w:p>
             <w:pPr>
@@ -14287,14 +14312,13 @@
                 <w:sz w:val="24"/>
                 <w:szCs w:val="24"/>
               </w:rPr>
-              <w:t>Jangka sorong</w:t>
+              <w:t>Kain sumbu</w:t>
             </w:r>
           </w:p>
         </w:tc>
         <w:tc>
           <w:tcPr>
-            <w:tcW w:w="4671" w:type="dxa"/>
-            <w:vAlign w:val="center"/>
+            <w:tcW w:w="4666" w:type="dxa"/>
           </w:tcPr>
           <w:p>
             <w:pPr>
@@ -14312,7 +14336,7 @@
                 <w:sz w:val="24"/>
                 <w:szCs w:val="24"/>
               </w:rPr>
-              <w:t>Mengukur diameter batang.</w:t>
+              <w:t>Kain untuk dijadikan sumbu</w:t>
             </w:r>
           </w:p>
         </w:tc>
@@ -14320,8 +14344,7 @@
       <w:tr>
         <w:tc>
           <w:tcPr>
-            <w:tcW w:w="502" w:type="dxa"/>
-            <w:vAlign w:val="center"/>
+            <w:tcW w:w="510" w:type="dxa"/>
           </w:tcPr>
           <w:p>
             <w:pPr>
@@ -14345,8 +14368,7 @@
         </w:tc>
         <w:tc>
           <w:tcPr>
-            <w:tcW w:w="2754" w:type="dxa"/>
-            <w:vAlign w:val="center"/>
+            <w:tcW w:w="2751" w:type="dxa"/>
           </w:tcPr>
           <w:p>
             <w:pPr>
@@ -14364,14 +14386,13 @@
                 <w:sz w:val="24"/>
                 <w:szCs w:val="24"/>
               </w:rPr>
-              <w:t>Timbangan digital</w:t>
+              <w:t>Sistem IoT Monitoring Iklim Mikro</w:t>
             </w:r>
           </w:p>
         </w:tc>
         <w:tc>
           <w:tcPr>
-            <w:tcW w:w="4671" w:type="dxa"/>
-            <w:vAlign w:val="center"/>
+            <w:tcW w:w="4666" w:type="dxa"/>
           </w:tcPr>
           <w:p>
             <w:pPr>
@@ -14389,7 +14410,42 @@
                 <w:sz w:val="24"/>
                 <w:szCs w:val="24"/>
               </w:rPr>
-              <w:t>Mengukur bobot basah saat panen.</w:t>
+              <w:t xml:space="preserve">Untuk mengetahui data suhu, kelembapan, intensitas cahaya, dan kecepatan angin lingkungan greenhouse dengan spesifikasi perangkat: DHT22 (sensor kelembapan dan suhu) </w:t>
+            </w:r>
+          </w:p>
+          <w:p>
+            <w:pPr>
+              <w:spacing w:line="360" w:lineRule="auto"/>
+              <w:jc w:val="both"/>
+              <w:rPr>
+                <w:rFonts w:ascii="Times New Roman" w:hAnsi="Times New Roman" w:cs="Times New Roman"/>
+                <w:sz w:val="24"/>
+                <w:szCs w:val="24"/>
+              </w:rPr>
+            </w:pPr>
+            <w:r>
+              <w:rPr>
+                <w:rFonts w:ascii="Times New Roman" w:hAnsi="Times New Roman" w:cs="Times New Roman"/>
+                <w:sz w:val="24"/>
+                <w:szCs w:val="24"/>
+              </w:rPr>
+              <w:t>BH1750</w:t>
+            </w:r>
+            <w:r>
+              <w:rPr>
+                <w:rFonts w:ascii="Times New Roman" w:hAnsi="Times New Roman" w:cs="Times New Roman"/>
+                <w:sz w:val="24"/>
+                <w:szCs w:val="24"/>
+              </w:rPr>
+              <w:t xml:space="preserve"> </w:t>
+            </w:r>
+            <w:r>
+              <w:rPr>
+                <w:rFonts w:ascii="Times New Roman" w:hAnsi="Times New Roman" w:cs="Times New Roman"/>
+                <w:sz w:val="24"/>
+                <w:szCs w:val="24"/>
+              </w:rPr>
+              <w:t>(sensor intensitas cahaya) Anemometer (sensor kecepatan angin)</w:t>
             </w:r>
           </w:p>
         </w:tc>
@@ -14397,8 +14453,7 @@
       <w:tr>
         <w:tc>
           <w:tcPr>
-            <w:tcW w:w="502" w:type="dxa"/>
-            <w:vAlign w:val="center"/>
+            <w:tcW w:w="510" w:type="dxa"/>
           </w:tcPr>
           <w:p>
             <w:pPr>
@@ -14422,8 +14477,7 @@
         </w:tc>
         <w:tc>
           <w:tcPr>
-            <w:tcW w:w="2754" w:type="dxa"/>
-            <w:vAlign w:val="center"/>
+            <w:tcW w:w="2751" w:type="dxa"/>
           </w:tcPr>
           <w:p>
             <w:pPr>
@@ -14441,14 +14495,21 @@
                 <w:sz w:val="24"/>
                 <w:szCs w:val="24"/>
               </w:rPr>
-              <w:t>Gelas ukur</w:t>
+              <w:t>Smart Watering tipe SW</w:t>
+            </w:r>
+            <w:r>
+              <w:rPr>
+                <w:rFonts w:ascii="Times New Roman" w:hAnsi="Times New Roman" w:cs="Times New Roman"/>
+                <w:sz w:val="24"/>
+                <w:szCs w:val="24"/>
+              </w:rPr>
+              <w:t>U03</w:t>
             </w:r>
           </w:p>
         </w:tc>
         <w:tc>
           <w:tcPr>
-            <w:tcW w:w="4671" w:type="dxa"/>
-            <w:vAlign w:val="center"/>
+            <w:tcW w:w="4666" w:type="dxa"/>
           </w:tcPr>
           <w:p>
             <w:pPr>
@@ -14466,7 +14527,7 @@
                 <w:sz w:val="24"/>
                 <w:szCs w:val="24"/>
               </w:rPr>
-              <w:t>Menakar larutan nutrisi AB Mix saat pembuatan larutan.</w:t>
+              <w:t>Unit utama penelitian untuk uji kinerja sistem.</w:t>
             </w:r>
           </w:p>
         </w:tc>
@@ -14474,8 +14535,7 @@
       <w:tr>
         <w:tc>
           <w:tcPr>
-            <w:tcW w:w="502" w:type="dxa"/>
-            <w:vAlign w:val="center"/>
+            <w:tcW w:w="510" w:type="dxa"/>
           </w:tcPr>
           <w:p>
             <w:pPr>
@@ -14493,15 +14553,13 @@
                 <w:sz w:val="24"/>
                 <w:szCs w:val="24"/>
               </w:rPr>
-              <w:lastRenderedPageBreak/>
               <w:t>8</w:t>
             </w:r>
           </w:p>
         </w:tc>
         <w:tc>
           <w:tcPr>
-            <w:tcW w:w="2754" w:type="dxa"/>
-            <w:vAlign w:val="center"/>
+            <w:tcW w:w="2751" w:type="dxa"/>
           </w:tcPr>
           <w:p>
             <w:pPr>
@@ -14519,14 +14577,13 @@
                 <w:sz w:val="24"/>
                 <w:szCs w:val="24"/>
               </w:rPr>
-              <w:t>Perangkat dokumentasi (HP)</w:t>
+              <w:t>Soil Meter YY-1000</w:t>
             </w:r>
           </w:p>
         </w:tc>
         <w:tc>
           <w:tcPr>
-            <w:tcW w:w="4671" w:type="dxa"/>
-            <w:vAlign w:val="center"/>
+            <w:tcW w:w="4666" w:type="dxa"/>
           </w:tcPr>
           <w:p>
             <w:pPr>
@@ -14544,7 +14601,45 @@
                 <w:sz w:val="24"/>
                 <w:szCs w:val="24"/>
               </w:rPr>
-              <w:t>Dokumentasi kondisi sistem dan tanaman.</w:t>
+              <w:t xml:space="preserve">Sebagai alat untuk mengukur suhu dan kelembaban media tanam dengan spesifikasi: EC: ± 0,01−20,00 ms/cm </w:t>
+            </w:r>
+          </w:p>
+          <w:p>
+            <w:pPr>
+              <w:spacing w:line="360" w:lineRule="auto"/>
+              <w:jc w:val="both"/>
+              <w:rPr>
+                <w:rFonts w:ascii="Times New Roman" w:hAnsi="Times New Roman" w:cs="Times New Roman"/>
+                <w:sz w:val="24"/>
+                <w:szCs w:val="24"/>
+              </w:rPr>
+            </w:pPr>
+            <w:r>
+              <w:rPr>
+                <w:rFonts w:ascii="Times New Roman" w:hAnsi="Times New Roman" w:cs="Times New Roman"/>
+                <w:sz w:val="24"/>
+                <w:szCs w:val="24"/>
+              </w:rPr>
+              <w:t xml:space="preserve">Kelembapan: 0,1%−99,9% </w:t>
+            </w:r>
+          </w:p>
+          <w:p>
+            <w:pPr>
+              <w:spacing w:line="360" w:lineRule="auto"/>
+              <w:jc w:val="both"/>
+              <w:rPr>
+                <w:rFonts w:ascii="Times New Roman" w:hAnsi="Times New Roman" w:cs="Times New Roman"/>
+                <w:sz w:val="24"/>
+                <w:szCs w:val="24"/>
+              </w:rPr>
+            </w:pPr>
+            <w:r>
+              <w:rPr>
+                <w:rFonts w:ascii="Times New Roman" w:hAnsi="Times New Roman" w:cs="Times New Roman"/>
+                <w:sz w:val="24"/>
+                <w:szCs w:val="24"/>
+              </w:rPr>
+              <w:t>Suhu: -30−80℃</w:t>
             </w:r>
           </w:p>
         </w:tc>
@@ -14552,8 +14647,7 @@
       <w:tr>
         <w:tc>
           <w:tcPr>
-            <w:tcW w:w="502" w:type="dxa"/>
-            <w:vAlign w:val="center"/>
+            <w:tcW w:w="510" w:type="dxa"/>
           </w:tcPr>
           <w:p>
             <w:pPr>
@@ -14577,8 +14671,7 @@
         </w:tc>
         <w:tc>
           <w:tcPr>
-            <w:tcW w:w="2754" w:type="dxa"/>
-            <w:vAlign w:val="center"/>
+            <w:tcW w:w="2751" w:type="dxa"/>
           </w:tcPr>
           <w:p>
             <w:pPr>
@@ -14596,14 +14689,13 @@
                 <w:sz w:val="24"/>
                 <w:szCs w:val="24"/>
               </w:rPr>
-              <w:t>Laptop + Microsoft Excel</w:t>
+              <w:t>Tandon 26 liter</w:t>
             </w:r>
           </w:p>
         </w:tc>
         <w:tc>
           <w:tcPr>
-            <w:tcW w:w="4671" w:type="dxa"/>
-            <w:vAlign w:val="center"/>
+            <w:tcW w:w="4666" w:type="dxa"/>
           </w:tcPr>
           <w:p>
             <w:pPr>
@@ -14621,7 +14713,7 @@
                 <w:sz w:val="24"/>
                 <w:szCs w:val="24"/>
               </w:rPr>
-              <w:t>Pengolahan data dan penyajian grafik</w:t>
+              <w:t>Menyimpan air nutrisi</w:t>
             </w:r>
           </w:p>
         </w:tc>
@@ -14629,7 +14721,7 @@
       <w:tr>
         <w:tc>
           <w:tcPr>
-            <w:tcW w:w="502" w:type="dxa"/>
+            <w:tcW w:w="510" w:type="dxa"/>
           </w:tcPr>
           <w:p>
             <w:pPr>
@@ -14653,7 +14745,7 @@
         </w:tc>
         <w:tc>
           <w:tcPr>
-            <w:tcW w:w="2754" w:type="dxa"/>
+            <w:tcW w:w="2751" w:type="dxa"/>
           </w:tcPr>
           <w:p>
             <w:pPr>
@@ -14671,13 +14763,13 @@
                 <w:sz w:val="24"/>
                 <w:szCs w:val="24"/>
               </w:rPr>
-              <w:t>PPM meter</w:t>
+              <w:t>Timbangan analitik (skala 0−5000 gram) ketelitian 0,1 gram</w:t>
             </w:r>
           </w:p>
         </w:tc>
         <w:tc>
           <w:tcPr>
-            <w:tcW w:w="4671" w:type="dxa"/>
+            <w:tcW w:w="4666" w:type="dxa"/>
           </w:tcPr>
           <w:p>
             <w:pPr>
@@ -14695,7 +14787,7 @@
                 <w:sz w:val="24"/>
                 <w:szCs w:val="24"/>
               </w:rPr>
-              <w:t xml:space="preserve">Mengukur konsentrasi larutan nutrisi (PPM) </w:t>
+              <w:t>Sebagai alat ukur berat media tanam</w:t>
             </w:r>
           </w:p>
         </w:tc>
@@ -14750,7 +14842,6 @@
         <w:spacing w:line="360" w:lineRule="auto"/>
         <w:rPr>
           <w:rFonts w:cs="Times New Roman"/>
-          <w:szCs w:val="24"/>
         </w:rPr>
       </w:pPr>
       <w:bookmarkStart w:id="29" w:name="_Toc229265343"/>
@@ -14803,7 +14894,6 @@
       <w:tblPr>
         <w:tblStyle w:val="TableGrid"/>
         <w:tblW w:w="0" w:type="auto"/>
-        <w:jc w:val="center"/>
         <w:tblLook w:val="04A0" w:firstRow="1" w:lastRow="0" w:firstColumn="1" w:lastColumn="0" w:noHBand="0" w:noVBand="1"/>
       </w:tblPr>
       <w:tblGrid>
@@ -14812,13 +14902,9 @@
         <w:gridCol w:w="4813"/>
       </w:tblGrid>
       <w:tr>
-        <w:trPr>
-          <w:jc w:val="center"/>
-        </w:trPr>
         <w:tc>
           <w:tcPr>
             <w:tcW w:w="510" w:type="dxa"/>
-            <w:vAlign w:val="center"/>
           </w:tcPr>
           <w:p>
             <w:pPr>
@@ -14844,7 +14930,6 @@
         <w:tc>
           <w:tcPr>
             <w:tcW w:w="2604" w:type="dxa"/>
-            <w:vAlign w:val="center"/>
           </w:tcPr>
           <w:p>
             <w:pPr>
@@ -14870,7 +14955,6 @@
         <w:tc>
           <w:tcPr>
             <w:tcW w:w="4813" w:type="dxa"/>
-            <w:vAlign w:val="center"/>
           </w:tcPr>
           <w:p>
             <w:pPr>
@@ -14895,13 +14979,9 @@
         </w:tc>
       </w:tr>
       <w:tr>
-        <w:trPr>
-          <w:jc w:val="center"/>
-        </w:trPr>
         <w:tc>
           <w:tcPr>
             <w:tcW w:w="510" w:type="dxa"/>
-            <w:vAlign w:val="center"/>
           </w:tcPr>
           <w:p>
             <w:pPr>
@@ -14926,7 +15006,6 @@
         <w:tc>
           <w:tcPr>
             <w:tcW w:w="2604" w:type="dxa"/>
-            <w:vAlign w:val="center"/>
           </w:tcPr>
           <w:p>
             <w:pPr>
@@ -14944,14 +15023,13 @@
                 <w:sz w:val="24"/>
                 <w:szCs w:val="24"/>
               </w:rPr>
-              <w:t>Benih kale</w:t>
+              <w:t>Air</w:t>
             </w:r>
           </w:p>
         </w:tc>
         <w:tc>
           <w:tcPr>
             <w:tcW w:w="4813" w:type="dxa"/>
-            <w:vAlign w:val="center"/>
           </w:tcPr>
           <w:p>
             <w:pPr>
@@ -14969,19 +15047,15 @@
                 <w:sz w:val="24"/>
                 <w:szCs w:val="24"/>
               </w:rPr>
-              <w:t>Sebagai tanaman uji</w:t>
+              <w:t>Sebagai pelarut nutrisi AB Mix</w:t>
             </w:r>
           </w:p>
         </w:tc>
       </w:tr>
       <w:tr>
-        <w:trPr>
-          <w:jc w:val="center"/>
-        </w:trPr>
         <w:tc>
           <w:tcPr>
             <w:tcW w:w="510" w:type="dxa"/>
-            <w:vAlign w:val="center"/>
           </w:tcPr>
           <w:p>
             <w:pPr>
@@ -15006,7 +15080,6 @@
         <w:tc>
           <w:tcPr>
             <w:tcW w:w="2604" w:type="dxa"/>
-            <w:vAlign w:val="center"/>
           </w:tcPr>
           <w:p>
             <w:pPr>
@@ -15024,14 +15097,13 @@
                 <w:sz w:val="24"/>
                 <w:szCs w:val="24"/>
               </w:rPr>
-              <w:t>Cocopeat</w:t>
+              <w:t>Arang Sekam</w:t>
             </w:r>
           </w:p>
         </w:tc>
         <w:tc>
           <w:tcPr>
             <w:tcW w:w="4813" w:type="dxa"/>
-            <w:vAlign w:val="center"/>
           </w:tcPr>
           <w:p>
             <w:pPr>
@@ -15049,19 +15121,15 @@
                 <w:sz w:val="24"/>
                 <w:szCs w:val="24"/>
               </w:rPr>
-              <w:t>Komponen media tanam 60% untuk meningkatkan kapasitas menahan air dan menjaga kelembapan.</w:t>
+              <w:t>Sebagai media tanam</w:t>
             </w:r>
           </w:p>
         </w:tc>
       </w:tr>
       <w:tr>
-        <w:trPr>
-          <w:jc w:val="center"/>
-        </w:trPr>
         <w:tc>
           <w:tcPr>
             <w:tcW w:w="510" w:type="dxa"/>
-            <w:vAlign w:val="center"/>
           </w:tcPr>
           <w:p>
             <w:pPr>
@@ -15086,7 +15154,6 @@
         <w:tc>
           <w:tcPr>
             <w:tcW w:w="2604" w:type="dxa"/>
-            <w:vAlign w:val="center"/>
           </w:tcPr>
           <w:p>
             <w:pPr>
@@ -15104,14 +15171,13 @@
                 <w:sz w:val="24"/>
                 <w:szCs w:val="24"/>
               </w:rPr>
-              <w:t>Arang sekam</w:t>
+              <w:t>Aquades</w:t>
             </w:r>
           </w:p>
         </w:tc>
         <w:tc>
           <w:tcPr>
             <w:tcW w:w="4813" w:type="dxa"/>
-            <w:vAlign w:val="center"/>
           </w:tcPr>
           <w:p>
             <w:pPr>
@@ -15129,19 +15195,15 @@
                 <w:sz w:val="24"/>
                 <w:szCs w:val="24"/>
               </w:rPr>
-              <w:t>Komponen media tanam 40% untuk meningkatkan aerasi dan drainase media.</w:t>
+              <w:t>Sebagai pelarut Kalsium Nitrat dan Magnesium Sulfat untuk proses buffering</w:t>
             </w:r>
           </w:p>
         </w:tc>
       </w:tr>
       <w:tr>
-        <w:trPr>
-          <w:jc w:val="center"/>
-        </w:trPr>
         <w:tc>
           <w:tcPr>
             <w:tcW w:w="510" w:type="dxa"/>
-            <w:vAlign w:val="center"/>
           </w:tcPr>
           <w:p>
             <w:pPr>
@@ -15166,7 +15228,6 @@
         <w:tc>
           <w:tcPr>
             <w:tcW w:w="2604" w:type="dxa"/>
-            <w:vAlign w:val="center"/>
           </w:tcPr>
           <w:p>
             <w:pPr>
@@ -15184,14 +15245,13 @@
                 <w:sz w:val="24"/>
                 <w:szCs w:val="24"/>
               </w:rPr>
-              <w:t xml:space="preserve">Sumbu </w:t>
+              <w:t>Benih kale</w:t>
             </w:r>
           </w:p>
         </w:tc>
         <w:tc>
           <w:tcPr>
             <w:tcW w:w="4813" w:type="dxa"/>
-            <w:vAlign w:val="center"/>
           </w:tcPr>
           <w:p>
             <w:pPr>
@@ -15209,19 +15269,15 @@
                 <w:sz w:val="24"/>
                 <w:szCs w:val="24"/>
               </w:rPr>
-              <w:t>Digunakan untuk memanfaatkan hukum Archimedes</w:t>
+              <w:t>Sebagai tanaman uji</w:t>
             </w:r>
           </w:p>
         </w:tc>
       </w:tr>
       <w:tr>
-        <w:trPr>
-          <w:jc w:val="center"/>
-        </w:trPr>
         <w:tc>
           <w:tcPr>
             <w:tcW w:w="510" w:type="dxa"/>
-            <w:vAlign w:val="center"/>
           </w:tcPr>
           <w:p>
             <w:pPr>
@@ -15246,7 +15302,6 @@
         <w:tc>
           <w:tcPr>
             <w:tcW w:w="2604" w:type="dxa"/>
-            <w:vAlign w:val="center"/>
           </w:tcPr>
           <w:p>
             <w:pPr>
@@ -15271,7 +15326,6 @@
         <w:tc>
           <w:tcPr>
             <w:tcW w:w="4813" w:type="dxa"/>
-            <w:vAlign w:val="center"/>
           </w:tcPr>
           <w:p>
             <w:pPr>
@@ -15295,13 +15349,9 @@
         </w:tc>
       </w:tr>
       <w:tr>
-        <w:trPr>
-          <w:jc w:val="center"/>
-        </w:trPr>
         <w:tc>
           <w:tcPr>
             <w:tcW w:w="510" w:type="dxa"/>
-            <w:vAlign w:val="center"/>
           </w:tcPr>
           <w:p>
             <w:pPr>
@@ -15319,6 +15369,7 @@
                 <w:sz w:val="24"/>
                 <w:szCs w:val="24"/>
               </w:rPr>
+              <w:lastRenderedPageBreak/>
               <w:t>6</w:t>
             </w:r>
           </w:p>
@@ -15326,7 +15377,6 @@
         <w:tc>
           <w:tcPr>
             <w:tcW w:w="2604" w:type="dxa"/>
-            <w:vAlign w:val="center"/>
           </w:tcPr>
           <w:p>
             <w:pPr>
@@ -15344,14 +15394,13 @@
                 <w:sz w:val="24"/>
                 <w:szCs w:val="24"/>
               </w:rPr>
-              <w:t>Air bersih</w:t>
+              <w:t>Cocopeat</w:t>
             </w:r>
           </w:p>
         </w:tc>
         <w:tc>
           <w:tcPr>
             <w:tcW w:w="4813" w:type="dxa"/>
-            <w:vAlign w:val="center"/>
           </w:tcPr>
           <w:p>
             <w:pPr>
@@ -15369,7 +15418,235 @@
                 <w:sz w:val="24"/>
                 <w:szCs w:val="24"/>
               </w:rPr>
-              <w:t>Pelarut larutan nutrisi dan pengisian tandon.</w:t>
+              <w:t>Sebagai media tanam</w:t>
+            </w:r>
+          </w:p>
+        </w:tc>
+      </w:tr>
+      <w:tr>
+        <w:tc>
+          <w:tcPr>
+            <w:tcW w:w="510" w:type="dxa"/>
+          </w:tcPr>
+          <w:p>
+            <w:pPr>
+              <w:spacing w:line="360" w:lineRule="auto"/>
+              <w:jc w:val="both"/>
+              <w:rPr>
+                <w:rFonts w:ascii="Times New Roman" w:hAnsi="Times New Roman" w:cs="Times New Roman"/>
+                <w:sz w:val="24"/>
+                <w:szCs w:val="24"/>
+              </w:rPr>
+            </w:pPr>
+            <w:r>
+              <w:rPr>
+                <w:rFonts w:ascii="Times New Roman" w:hAnsi="Times New Roman" w:cs="Times New Roman"/>
+                <w:sz w:val="24"/>
+                <w:szCs w:val="24"/>
+              </w:rPr>
+              <w:t>7</w:t>
+            </w:r>
+          </w:p>
+        </w:tc>
+        <w:tc>
+          <w:tcPr>
+            <w:tcW w:w="2604" w:type="dxa"/>
+          </w:tcPr>
+          <w:p>
+            <w:pPr>
+              <w:spacing w:line="360" w:lineRule="auto"/>
+              <w:jc w:val="both"/>
+              <w:rPr>
+                <w:rFonts w:ascii="Times New Roman" w:hAnsi="Times New Roman" w:cs="Times New Roman"/>
+                <w:sz w:val="24"/>
+                <w:szCs w:val="24"/>
+              </w:rPr>
+            </w:pPr>
+            <w:r>
+              <w:rPr>
+                <w:rFonts w:ascii="Times New Roman" w:hAnsi="Times New Roman" w:cs="Times New Roman"/>
+                <w:sz w:val="24"/>
+                <w:szCs w:val="24"/>
+              </w:rPr>
+              <w:t>Kalsium Nitrat</w:t>
+            </w:r>
+          </w:p>
+        </w:tc>
+        <w:tc>
+          <w:tcPr>
+            <w:tcW w:w="4813" w:type="dxa"/>
+          </w:tcPr>
+          <w:p>
+            <w:pPr>
+              <w:spacing w:line="360" w:lineRule="auto"/>
+              <w:jc w:val="both"/>
+              <w:rPr>
+                <w:rFonts w:ascii="Times New Roman" w:hAnsi="Times New Roman" w:cs="Times New Roman"/>
+                <w:sz w:val="24"/>
+                <w:szCs w:val="24"/>
+              </w:rPr>
+            </w:pPr>
+            <w:r>
+              <w:rPr>
+                <w:rFonts w:ascii="Times New Roman" w:hAnsi="Times New Roman" w:cs="Times New Roman"/>
+                <w:sz w:val="24"/>
+                <w:szCs w:val="24"/>
+              </w:rPr>
+              <w:t>Sebagai bahan untuk proses buffering cocopeat</w:t>
+            </w:r>
+          </w:p>
+        </w:tc>
+      </w:tr>
+      <w:tr>
+        <w:tc>
+          <w:tcPr>
+            <w:tcW w:w="510" w:type="dxa"/>
+          </w:tcPr>
+          <w:p>
+            <w:pPr>
+              <w:spacing w:line="360" w:lineRule="auto"/>
+              <w:jc w:val="both"/>
+              <w:rPr>
+                <w:rFonts w:ascii="Times New Roman" w:hAnsi="Times New Roman" w:cs="Times New Roman"/>
+                <w:sz w:val="24"/>
+                <w:szCs w:val="24"/>
+              </w:rPr>
+            </w:pPr>
+            <w:r>
+              <w:rPr>
+                <w:rFonts w:ascii="Times New Roman" w:hAnsi="Times New Roman" w:cs="Times New Roman"/>
+                <w:sz w:val="24"/>
+                <w:szCs w:val="24"/>
+              </w:rPr>
+              <w:t>8</w:t>
+            </w:r>
+          </w:p>
+        </w:tc>
+        <w:tc>
+          <w:tcPr>
+            <w:tcW w:w="2604" w:type="dxa"/>
+          </w:tcPr>
+          <w:p>
+            <w:pPr>
+              <w:spacing w:line="360" w:lineRule="auto"/>
+              <w:jc w:val="both"/>
+              <w:rPr>
+                <w:rFonts w:ascii="Times New Roman" w:hAnsi="Times New Roman" w:cs="Times New Roman"/>
+                <w:sz w:val="24"/>
+                <w:szCs w:val="24"/>
+              </w:rPr>
+            </w:pPr>
+            <w:r>
+              <w:rPr>
+                <w:rFonts w:ascii="Times New Roman" w:hAnsi="Times New Roman" w:cs="Times New Roman"/>
+                <w:sz w:val="24"/>
+                <w:szCs w:val="24"/>
+              </w:rPr>
+              <w:t>Magnesium Sulfat</w:t>
+            </w:r>
+          </w:p>
+        </w:tc>
+        <w:tc>
+          <w:tcPr>
+            <w:tcW w:w="4813" w:type="dxa"/>
+          </w:tcPr>
+          <w:p>
+            <w:pPr>
+              <w:tabs>
+                <w:tab w:val="left" w:pos="1836"/>
+              </w:tabs>
+              <w:spacing w:line="360" w:lineRule="auto"/>
+              <w:jc w:val="both"/>
+              <w:rPr>
+                <w:rFonts w:ascii="Times New Roman" w:hAnsi="Times New Roman" w:cs="Times New Roman"/>
+                <w:sz w:val="24"/>
+                <w:szCs w:val="24"/>
+              </w:rPr>
+            </w:pPr>
+            <w:r>
+              <w:rPr>
+                <w:rFonts w:ascii="Times New Roman" w:hAnsi="Times New Roman" w:cs="Times New Roman"/>
+                <w:sz w:val="24"/>
+                <w:szCs w:val="24"/>
+              </w:rPr>
+              <w:t>Sebagai bahan untuk proses buffering cocopeat</w:t>
+            </w:r>
+          </w:p>
+        </w:tc>
+      </w:tr>
+      <w:tr>
+        <w:tc>
+          <w:tcPr>
+            <w:tcW w:w="510" w:type="dxa"/>
+          </w:tcPr>
+          <w:p>
+            <w:pPr>
+              <w:spacing w:line="360" w:lineRule="auto"/>
+              <w:jc w:val="both"/>
+              <w:rPr>
+                <w:rFonts w:ascii="Times New Roman" w:hAnsi="Times New Roman" w:cs="Times New Roman"/>
+                <w:sz w:val="24"/>
+                <w:szCs w:val="24"/>
+              </w:rPr>
+            </w:pPr>
+            <w:r>
+              <w:rPr>
+                <w:rFonts w:ascii="Times New Roman" w:hAnsi="Times New Roman" w:cs="Times New Roman"/>
+                <w:sz w:val="24"/>
+                <w:szCs w:val="24"/>
+              </w:rPr>
+              <w:t>9</w:t>
+            </w:r>
+          </w:p>
+        </w:tc>
+        <w:tc>
+          <w:tcPr>
+            <w:tcW w:w="2604" w:type="dxa"/>
+          </w:tcPr>
+          <w:p>
+            <w:pPr>
+              <w:spacing w:line="360" w:lineRule="auto"/>
+              <w:jc w:val="both"/>
+              <w:rPr>
+                <w:rFonts w:ascii="Times New Roman" w:hAnsi="Times New Roman" w:cs="Times New Roman"/>
+                <w:sz w:val="24"/>
+                <w:szCs w:val="24"/>
+              </w:rPr>
+            </w:pPr>
+            <w:r>
+              <w:rPr>
+                <w:rFonts w:ascii="Times New Roman" w:hAnsi="Times New Roman" w:cs="Times New Roman"/>
+                <w:sz w:val="24"/>
+                <w:szCs w:val="24"/>
+              </w:rPr>
+              <w:t>Nutrisi AB Mix General Buah</w:t>
+            </w:r>
+          </w:p>
+        </w:tc>
+        <w:tc>
+          <w:tcPr>
+            <w:tcW w:w="4813" w:type="dxa"/>
+          </w:tcPr>
+          <w:p>
+            <w:pPr>
+              <w:tabs>
+                <w:tab w:val="left" w:pos="1836"/>
+              </w:tabs>
+              <w:spacing w:line="360" w:lineRule="auto"/>
+              <w:jc w:val="both"/>
+              <w:rPr>
+                <w:rFonts w:ascii="Times New Roman" w:hAnsi="Times New Roman" w:cs="Times New Roman"/>
+                <w:sz w:val="24"/>
+                <w:szCs w:val="24"/>
+              </w:rPr>
+            </w:pPr>
+            <w:r>
+              <w:rPr>
+                <w:rFonts w:ascii="Times New Roman" w:hAnsi="Times New Roman" w:cs="Times New Roman"/>
+                <w:sz w:val="24"/>
+                <w:szCs w:val="24"/>
+              </w:rPr>
+              <w:t>Sebagai nutrisi untuk tanaman melon</w:t>
             </w:r>
           </w:p>
         </w:tc>
@@ -15491,16 +15768,7 @@
           <w:sz w:val="24"/>
           <w:szCs w:val="24"/>
         </w:rPr>
-        <w:t xml:space="preserve">. Bentuk naratif digunakan sebagai cara menyusun temuan secara berurutan dan mudah dipahami, misalnya menjelaskan perubahan parameter dari waktu ke waktu, hubungan antar-parameter serta kondisi yang menyertai perubahan tersebut. Penyampaian secara naratif menekankan penyusunan informasi </w:t>
-      </w:r>
-      <w:r>
-        <w:rPr>
-          <w:rFonts w:ascii="Times New Roman" w:hAnsi="Times New Roman" w:cs="Times New Roman"/>
-          <w:sz w:val="24"/>
-          <w:szCs w:val="24"/>
-        </w:rPr>
-        <w:lastRenderedPageBreak/>
-        <w:t>secara runtut agar pembaca memahami alur yang diamati</w:t>
+        <w:t>. Bentuk naratif digunakan sebagai cara menyusun temuan secara berurutan dan mudah dipahami, misalnya menjelaskan perubahan parameter dari waktu ke waktu, hubungan antar-parameter serta kondisi yang menyertai perubahan tersebut. Penyampaian secara naratif menekankan penyusunan informasi secara runtut agar pembaca memahami alur yang diamati</w:t>
       </w:r>
       <w:r>
         <w:rPr>
@@ -15696,7 +15964,16 @@
           <w:sz w:val="24"/>
           <w:szCs w:val="24"/>
         </w:rPr>
-        <w:t>Parameter primer meliputi dinamika kelembapan media yang diukur melalui kadar air media tanam serta jumlah konsumsi air harian yang dihitung dari perubahan volume air pada tandon, selanjutnya efisiensi konsumsi air yang ditentukan pada akhir penelitian dengan membandingkan hasil panen dan total air yang digunakan selama periode pengamatan. Penentuan efisiensi konsumsi air berbasis irigasi (WUE) menempatkan air yang digunakan sebagai input utama dan menghubungkannya dengan output tanaman untuk menilai seberapa efektif air dimanfaatkan</w:t>
+        <w:t xml:space="preserve">Parameter primer meliputi dinamika kelembapan media yang diukur melalui kadar air media tanam serta jumlah konsumsi air harian yang dihitung dari perubahan volume air pada tandon, selanjutnya efisiensi konsumsi air yang ditentukan pada akhir penelitian dengan membandingkan hasil panen dan total air </w:t>
+      </w:r>
+      <w:r>
+        <w:rPr>
+          <w:rFonts w:ascii="Times New Roman" w:hAnsi="Times New Roman" w:cs="Times New Roman"/>
+          <w:sz w:val="24"/>
+          <w:szCs w:val="24"/>
+        </w:rPr>
+        <w:lastRenderedPageBreak/>
+        <w:t>yang digunakan selama periode pengamatan. Penentuan efisiensi konsumsi air berbasis irigasi (WUE) menempatkan air yang digunakan sebagai input utama dan menghubungkannya dengan output tanaman untuk menilai seberapa efektif air dimanfaatkan</w:t>
       </w:r>
       <w:sdt>
         <w:sdtPr>
@@ -15916,16 +16193,7 @@
           <w:sz w:val="24"/>
           <w:szCs w:val="24"/>
         </w:rPr>
-        <w:t xml:space="preserve">tinggi tandon sebagai informasi pendukung yang berkaitan dengan suplai berbasis gravitasi pada sistem pasif. Pemantauan parameter kimia larutan dikenal sebagai bagian penting dalam pengelolaan hidroponik karena </w:t>
-      </w:r>
-      <w:r>
-        <w:rPr>
-          <w:rFonts w:ascii="Times New Roman" w:hAnsi="Times New Roman" w:cs="Times New Roman"/>
-          <w:sz w:val="24"/>
-          <w:szCs w:val="24"/>
-        </w:rPr>
-        <w:lastRenderedPageBreak/>
-        <w:t>merepresentasikan kualitas larutan dan kondisi perakaran</w:t>
+        <w:t>tinggi tandon sebagai informasi pendukung yang berkaitan dengan suplai berbasis gravitasi pada sistem pasif. Pemantauan parameter kimia larutan dikenal sebagai bagian penting dalam pengelolaan hidroponik karena merepresentasikan kualitas larutan dan kondisi perakaran</w:t>
       </w:r>
       <w:sdt>
         <w:sdtPr>
@@ -16054,6 +16322,7 @@
           <w:szCs w:val="24"/>
           <w:lang w:val="en-ID"/>
         </w:rPr>
+        <w:lastRenderedPageBreak/>
         <w:drawing>
           <wp:inline distT="0" distB="0" distL="0" distR="0" wp14:anchorId="2BB022A5" wp14:editId="6CDC8904">
             <wp:extent cx="4059982" cy="5067300"/>
@@ -16208,7 +16477,7 @@
           <w:sz w:val="24"/>
           <w:szCs w:val="24"/>
         </w:rPr>
-        <w:t xml:space="preserve">Tahap pertama dalam penelitian ini adalah persiapan sistem Smartwatering SWU03 yang digunakan untuk budidaya tanaman kale. Kegiatan ini meliputi penyusunan komponen sistem, pengecekan tandon, saluran distribusi air, smart </w:t>
+        <w:t xml:space="preserve">Tahap pertama dalam penelitian ini adalah persiapan sistem Smartwatering SWU03 yang digunakan untuk budidaya tanaman kale. Kegiatan ini meliputi penyusunan komponen sistem, pengecekan tandon, saluran distribusi air, smart valve, unit tanam dan sumbu sebagai media penyalur air menuju media tanam. Smartwatering termasuk sistem fertigasi pasif yang memanfaatkan prinsip gravitasi dan pengaturan level air secara mekanis sehingga sistem ini tidak bergantung pada pompa maupun energi listrik. Prinsip tersebut sejalan dengan konsep Smart Watering Unpad yang dirancang sebagai sistem penyiraman otomatis berbasis </w:t>
       </w:r>
       <w:r>
         <w:rPr>
@@ -16217,7 +16486,7 @@
           <w:szCs w:val="24"/>
         </w:rPr>
         <w:lastRenderedPageBreak/>
-        <w:t xml:space="preserve">valve, unit tanam dan sumbu sebagai media penyalur air menuju media tanam. Smartwatering termasuk sistem fertigasi pasif yang memanfaatkan prinsip gravitasi dan pengaturan level air secara mekanis sehingga sistem ini tidak bergantung pada pompa maupun energi listrik. Prinsip tersebut sejalan dengan konsep Smart Watering Unpad yang dirancang sebagai sistem penyiraman otomatis berbasis hukum Archimedes dan gaya gravitasi, sehingga dapat digunakan sebagai alternatif sistem budidaya hemat energi </w:t>
+        <w:t xml:space="preserve">hukum Archimedes dan gaya gravitasi, sehingga dapat digunakan sebagai alternatif sistem budidaya hemat energi </w:t>
       </w:r>
       <w:sdt>
         <w:sdtPr>
@@ -16448,16 +16717,7 @@
           <w:sz w:val="24"/>
           <w:szCs w:val="24"/>
         </w:rPr>
-        <w:t xml:space="preserve">. Cocopeat memiliki sifat pertukaran kation yang dapat mengganggu keseimbangan nutrisi. Siklus pertukaran kation dalam cocopeat secara alami didominasi oleh ion Natrium (Na) dan Kalium (K). </w:t>
-      </w:r>
-      <w:r>
-        <w:rPr>
-          <w:rFonts w:ascii="Times New Roman" w:hAnsi="Times New Roman" w:cs="Times New Roman"/>
-          <w:sz w:val="24"/>
-          <w:szCs w:val="24"/>
-        </w:rPr>
-        <w:lastRenderedPageBreak/>
-        <w:t>Melalui proses buffering, cocopeat direndam menggunakan larutan Kalsium (Ca) dan Magnesium (Mg) maka akan terjadi pergantian ion yang mengakibatkan pelepasan ion Na atau K dari cocopeat yang digantikan oleh ion Ca atau Mg.</w:t>
+        <w:t>. Cocopeat memiliki sifat pertukaran kation yang dapat mengganggu keseimbangan nutrisi. Siklus pertukaran kation dalam cocopeat secara alami didominasi oleh ion Natrium (Na) dan Kalium (K). Melalui proses buffering, cocopeat direndam menggunakan larutan Kalsium (Ca) dan Magnesium (Mg) maka akan terjadi pergantian ion yang mengakibatkan pelepasan ion Na atau K dari cocopeat yang digantikan oleh ion Ca atau Mg.</w:t>
       </w:r>
       <w:r>
         <w:rPr>
@@ -16496,6 +16756,7 @@
           <w:sz w:val="24"/>
           <w:szCs w:val="24"/>
         </w:rPr>
+        <w:lastRenderedPageBreak/>
         <w:t>Melarutkan larutan buffer dengan mencampurkan 250 gr Ca(NO</w:t>
       </w:r>
       <w:r>
@@ -16766,6 +17027,7 @@
           <w:lang w:val="en-ID"/>
         </w:rPr>
       </w:pPr>
+      <w:proofErr w:type="spellStart"/>
       <w:r>
         <w:rPr>
           <w:rFonts w:ascii="Times New Roman" w:hAnsi="Times New Roman" w:cs="Times New Roman"/>
@@ -16773,7 +17035,117 @@
           <w:szCs w:val="24"/>
           <w:lang w:val="en-ID"/>
         </w:rPr>
-        <w:t>Siapkan benih kale, media semai, wadah semai, air bersih dan sprayer.</w:t>
+        <w:t>Siapkan</w:t>
+      </w:r>
+      <w:proofErr w:type="spellEnd"/>
+      <w:r>
+        <w:rPr>
+          <w:rFonts w:ascii="Times New Roman" w:hAnsi="Times New Roman" w:cs="Times New Roman"/>
+          <w:sz w:val="24"/>
+          <w:szCs w:val="24"/>
+          <w:lang w:val="en-ID"/>
+        </w:rPr>
+        <w:t xml:space="preserve"> </w:t>
+      </w:r>
+      <w:proofErr w:type="spellStart"/>
+      <w:r>
+        <w:rPr>
+          <w:rFonts w:ascii="Times New Roman" w:hAnsi="Times New Roman" w:cs="Times New Roman"/>
+          <w:sz w:val="24"/>
+          <w:szCs w:val="24"/>
+          <w:lang w:val="en-ID"/>
+        </w:rPr>
+        <w:t>benih</w:t>
+      </w:r>
+      <w:proofErr w:type="spellEnd"/>
+      <w:r>
+        <w:rPr>
+          <w:rFonts w:ascii="Times New Roman" w:hAnsi="Times New Roman" w:cs="Times New Roman"/>
+          <w:sz w:val="24"/>
+          <w:szCs w:val="24"/>
+          <w:lang w:val="en-ID"/>
+        </w:rPr>
+        <w:t xml:space="preserve"> kale, media </w:t>
+      </w:r>
+      <w:proofErr w:type="spellStart"/>
+      <w:r>
+        <w:rPr>
+          <w:rFonts w:ascii="Times New Roman" w:hAnsi="Times New Roman" w:cs="Times New Roman"/>
+          <w:sz w:val="24"/>
+          <w:szCs w:val="24"/>
+          <w:lang w:val="en-ID"/>
+        </w:rPr>
+        <w:t>semai</w:t>
+      </w:r>
+      <w:proofErr w:type="spellEnd"/>
+      <w:r>
+        <w:rPr>
+          <w:rFonts w:ascii="Times New Roman" w:hAnsi="Times New Roman" w:cs="Times New Roman"/>
+          <w:sz w:val="24"/>
+          <w:szCs w:val="24"/>
+          <w:lang w:val="en-ID"/>
+        </w:rPr>
+        <w:t xml:space="preserve">, </w:t>
+      </w:r>
+      <w:proofErr w:type="spellStart"/>
+      <w:r>
+        <w:rPr>
+          <w:rFonts w:ascii="Times New Roman" w:hAnsi="Times New Roman" w:cs="Times New Roman"/>
+          <w:sz w:val="24"/>
+          <w:szCs w:val="24"/>
+          <w:lang w:val="en-ID"/>
+        </w:rPr>
+        <w:t>wadah</w:t>
+      </w:r>
+      <w:proofErr w:type="spellEnd"/>
+      <w:r>
+        <w:rPr>
+          <w:rFonts w:ascii="Times New Roman" w:hAnsi="Times New Roman" w:cs="Times New Roman"/>
+          <w:sz w:val="24"/>
+          <w:szCs w:val="24"/>
+          <w:lang w:val="en-ID"/>
+        </w:rPr>
+        <w:t xml:space="preserve"> </w:t>
+      </w:r>
+      <w:proofErr w:type="spellStart"/>
+      <w:r>
+        <w:rPr>
+          <w:rFonts w:ascii="Times New Roman" w:hAnsi="Times New Roman" w:cs="Times New Roman"/>
+          <w:sz w:val="24"/>
+          <w:szCs w:val="24"/>
+          <w:lang w:val="en-ID"/>
+        </w:rPr>
+        <w:t>semai</w:t>
+      </w:r>
+      <w:proofErr w:type="spellEnd"/>
+      <w:r>
+        <w:rPr>
+          <w:rFonts w:ascii="Times New Roman" w:hAnsi="Times New Roman" w:cs="Times New Roman"/>
+          <w:sz w:val="24"/>
+          <w:szCs w:val="24"/>
+          <w:lang w:val="en-ID"/>
+        </w:rPr>
+        <w:t xml:space="preserve">, air </w:t>
+      </w:r>
+      <w:proofErr w:type="spellStart"/>
+      <w:r>
+        <w:rPr>
+          <w:rFonts w:ascii="Times New Roman" w:hAnsi="Times New Roman" w:cs="Times New Roman"/>
+          <w:sz w:val="24"/>
+          <w:szCs w:val="24"/>
+          <w:lang w:val="en-ID"/>
+        </w:rPr>
+        <w:t>bersih</w:t>
+      </w:r>
+      <w:proofErr w:type="spellEnd"/>
+      <w:r>
+        <w:rPr>
+          <w:rFonts w:ascii="Times New Roman" w:hAnsi="Times New Roman" w:cs="Times New Roman"/>
+          <w:sz w:val="24"/>
+          <w:szCs w:val="24"/>
+          <w:lang w:val="en-ID"/>
+        </w:rPr>
+        <w:t xml:space="preserve"> dan sprayer.</w:t>
       </w:r>
     </w:p>
     <w:p>
@@ -16824,6 +17196,7 @@
           <w:lang w:val="en-ID"/>
         </w:rPr>
       </w:pPr>
+      <w:proofErr w:type="spellStart"/>
       <w:r>
         <w:rPr>
           <w:rFonts w:ascii="Times New Roman" w:hAnsi="Times New Roman" w:cs="Times New Roman"/>
@@ -16831,7 +17204,97 @@
           <w:szCs w:val="24"/>
           <w:lang w:val="en-ID"/>
         </w:rPr>
-        <w:t>Menyemai benih kale pada media semai yang telah disiapkan.</w:t>
+        <w:t>Menyemai</w:t>
+      </w:r>
+      <w:proofErr w:type="spellEnd"/>
+      <w:r>
+        <w:rPr>
+          <w:rFonts w:ascii="Times New Roman" w:hAnsi="Times New Roman" w:cs="Times New Roman"/>
+          <w:sz w:val="24"/>
+          <w:szCs w:val="24"/>
+          <w:lang w:val="en-ID"/>
+        </w:rPr>
+        <w:t xml:space="preserve"> </w:t>
+      </w:r>
+      <w:proofErr w:type="spellStart"/>
+      <w:r>
+        <w:rPr>
+          <w:rFonts w:ascii="Times New Roman" w:hAnsi="Times New Roman" w:cs="Times New Roman"/>
+          <w:sz w:val="24"/>
+          <w:szCs w:val="24"/>
+          <w:lang w:val="en-ID"/>
+        </w:rPr>
+        <w:t>benih</w:t>
+      </w:r>
+      <w:proofErr w:type="spellEnd"/>
+      <w:r>
+        <w:rPr>
+          <w:rFonts w:ascii="Times New Roman" w:hAnsi="Times New Roman" w:cs="Times New Roman"/>
+          <w:sz w:val="24"/>
+          <w:szCs w:val="24"/>
+          <w:lang w:val="en-ID"/>
+        </w:rPr>
+        <w:t xml:space="preserve"> kale pada media </w:t>
+      </w:r>
+      <w:proofErr w:type="spellStart"/>
+      <w:r>
+        <w:rPr>
+          <w:rFonts w:ascii="Times New Roman" w:hAnsi="Times New Roman" w:cs="Times New Roman"/>
+          <w:sz w:val="24"/>
+          <w:szCs w:val="24"/>
+          <w:lang w:val="en-ID"/>
+        </w:rPr>
+        <w:t>semai</w:t>
+      </w:r>
+      <w:proofErr w:type="spellEnd"/>
+      <w:r>
+        <w:rPr>
+          <w:rFonts w:ascii="Times New Roman" w:hAnsi="Times New Roman" w:cs="Times New Roman"/>
+          <w:sz w:val="24"/>
+          <w:szCs w:val="24"/>
+          <w:lang w:val="en-ID"/>
+        </w:rPr>
+        <w:t xml:space="preserve"> yang </w:t>
+      </w:r>
+      <w:proofErr w:type="spellStart"/>
+      <w:r>
+        <w:rPr>
+          <w:rFonts w:ascii="Times New Roman" w:hAnsi="Times New Roman" w:cs="Times New Roman"/>
+          <w:sz w:val="24"/>
+          <w:szCs w:val="24"/>
+          <w:lang w:val="en-ID"/>
+        </w:rPr>
+        <w:t>telah</w:t>
+      </w:r>
+      <w:proofErr w:type="spellEnd"/>
+      <w:r>
+        <w:rPr>
+          <w:rFonts w:ascii="Times New Roman" w:hAnsi="Times New Roman" w:cs="Times New Roman"/>
+          <w:sz w:val="24"/>
+          <w:szCs w:val="24"/>
+          <w:lang w:val="en-ID"/>
+        </w:rPr>
+        <w:t xml:space="preserve"> </w:t>
+      </w:r>
+      <w:proofErr w:type="spellStart"/>
+      <w:r>
+        <w:rPr>
+          <w:rFonts w:ascii="Times New Roman" w:hAnsi="Times New Roman" w:cs="Times New Roman"/>
+          <w:sz w:val="24"/>
+          <w:szCs w:val="24"/>
+          <w:lang w:val="en-ID"/>
+        </w:rPr>
+        <w:t>disiapkan</w:t>
+      </w:r>
+      <w:proofErr w:type="spellEnd"/>
+      <w:r>
+        <w:rPr>
+          <w:rFonts w:ascii="Times New Roman" w:hAnsi="Times New Roman" w:cs="Times New Roman"/>
+          <w:sz w:val="24"/>
+          <w:szCs w:val="24"/>
+          <w:lang w:val="en-ID"/>
+        </w:rPr>
+        <w:t>.</w:t>
       </w:r>
     </w:p>
     <w:p>
@@ -16953,16 +17416,7 @@
           <w:sz w:val="24"/>
           <w:szCs w:val="24"/>
         </w:rPr>
-        <w:t xml:space="preserve">Pindahkan bibit kale yang telah memenuhi kriteria siap tanam ke sistem Smartwatering SWU03. Bibit dipindahkan secara hati-hati agar bagian akar tidak rusak dan tanaman dapat beradaptasi dengan baik pada media tanam. Setelah pindah tanam, posisi bibit disesuaikan agar berdiri tegak dan bagian akar tertutup media secara merata. Pindah tanam dilakukan pada bibit yang sehat, seragam, </w:t>
-      </w:r>
-      <w:r>
-        <w:rPr>
-          <w:rFonts w:ascii="Times New Roman" w:hAnsi="Times New Roman" w:cs="Times New Roman"/>
-          <w:sz w:val="24"/>
-          <w:szCs w:val="24"/>
-        </w:rPr>
-        <w:lastRenderedPageBreak/>
-        <w:t>memiliki batang tegak, daun berwarna hijau segar, akar mulai berkembang, dan telah memiliki sekitar 3–4 helai daun sejati.</w:t>
+        <w:t>Pindahkan bibit kale yang telah memenuhi kriteria siap tanam ke sistem Smartwatering SWU03. Bibit dipindahkan secara hati-hati agar bagian akar tidak rusak dan tanaman dapat beradaptasi dengan baik pada media tanam. Setelah pindah tanam, posisi bibit disesuaikan agar berdiri tegak dan bagian akar tertutup media secara merata. Pindah tanam dilakukan pada bibit yang sehat, seragam, memiliki batang tegak, daun berwarna hijau segar, akar mulai berkembang, dan telah memiliki sekitar 3–4 helai daun sejati.</w:t>
       </w:r>
     </w:p>
     <w:p>
@@ -16982,7 +17436,16 @@
           <w:sz w:val="24"/>
           <w:szCs w:val="24"/>
         </w:rPr>
-        <w:t>Lakukan pemeliharaan tanaman kale selama masa budidaya. Pemeliharaan meliputi pengecekan kondisi tanaman, ketersediaan larutan nutrisi pada tandon, kebersihan sistem, serta kelancaran aliran air dan nutrisi pada sistem Smartwatering SWU03. Larutan nutrisi dijaga agar tetap tersedia sehingga sistem dapat mendistribusikan air dan nutrisi secara kontinu menuju media tanam. Selain itu, tanaman diamati secara berkala untuk mengetahui adanya gejala layu, pertumbuhan tidak normal, atau gangguan hama dan penyakit. Apabila ditemukan tanaman yang mengalami gangguan, dilakukan tindakan pemeliharaan yang sesuai agar tidak memengaruhi proses pengamatan.</w:t>
+        <w:t xml:space="preserve">Lakukan pemeliharaan tanaman kale selama masa budidaya. Pemeliharaan meliputi pengecekan kondisi tanaman, ketersediaan larutan nutrisi pada tandon, </w:t>
+      </w:r>
+      <w:r>
+        <w:rPr>
+          <w:rFonts w:ascii="Times New Roman" w:hAnsi="Times New Roman" w:cs="Times New Roman"/>
+          <w:sz w:val="24"/>
+          <w:szCs w:val="24"/>
+        </w:rPr>
+        <w:lastRenderedPageBreak/>
+        <w:t>kebersihan sistem, serta kelancaran aliran air dan nutrisi pada sistem Smartwatering SWU03. Larutan nutrisi dijaga agar tetap tersedia sehingga sistem dapat mendistribusikan air dan nutrisi secara kontinu menuju media tanam. Selain itu, tanaman diamati secara berkala untuk mengetahui adanya gejala layu, pertumbuhan tidak normal, atau gangguan hama dan penyakit. Apabila ditemukan tanaman yang mengalami gangguan, dilakukan tindakan pemeliharaan yang sesuai agar tidak memengaruhi proses pengamatan.</w:t>
       </w:r>
     </w:p>
     <w:p>
@@ -17057,7 +17520,6 @@
         <w:rPr>
           <w:rFonts w:cs="Times New Roman"/>
         </w:rPr>
-        <w:lastRenderedPageBreak/>
         <w:t>Pengamatan Penelitian</w:t>
       </w:r>
     </w:p>
@@ -17078,7 +17540,16 @@
           <w:sz w:val="24"/>
           <w:szCs w:val="24"/>
         </w:rPr>
-        <w:t>Pengamatan penelitian dilakukan untuk memperoleh data kuantitatif yang dapat digunakan dalam mengevaluasi kinerja sistem Smartwatering SWU03 pada budidaya tanaman kale. Pengamatan dibagi menjadi dua kelompok, yaitu parameter primer dan parameter sekunder. Parameter primer merupakan parameter utama yang berhubungan langsung dengan tujuan penelitian, meliputi dinamika kelembapan media tanam, konsumsi air, efisiensi konsumsi air dan respon pertumbuhan tanaman kale. Sementara itu, parameter sekunder merupakan parameter pendukung yang digunakan untuk menjelaskan kondisi lingkungan dan kualitas larutan nutrisi selama penelitian berlangsung. Pembagian parameter ini bertujuan agar proses pengambilan data lebih terarah dan hasil analisis dapat menggambarkan kinerja sistem secara menyeluruh. Data yang diperoleh dari pengamatan kemudian disusun dalam bentuk tabel, grafik, dan nilai deskriptif seperti minimum, maksimum, dan rata-rata.</w:t>
+        <w:t xml:space="preserve">Pengamatan penelitian dilakukan untuk memperoleh data kuantitatif yang dapat digunakan dalam mengevaluasi kinerja sistem Smartwatering SWU03 pada budidaya tanaman kale. Pengamatan dibagi menjadi dua kelompok, yaitu parameter primer dan parameter sekunder. Parameter primer merupakan parameter utama yang berhubungan langsung dengan tujuan penelitian, meliputi dinamika kelembapan media tanam, konsumsi air, efisiensi konsumsi air dan respon </w:t>
+      </w:r>
+      <w:r>
+        <w:rPr>
+          <w:rFonts w:ascii="Times New Roman" w:hAnsi="Times New Roman" w:cs="Times New Roman"/>
+          <w:sz w:val="24"/>
+          <w:szCs w:val="24"/>
+        </w:rPr>
+        <w:lastRenderedPageBreak/>
+        <w:t>pertumbuhan tanaman kale. Sementara itu, parameter sekunder merupakan parameter pendukung yang digunakan untuk menjelaskan kondisi lingkungan dan kualitas larutan nutrisi selama penelitian berlangsung. Pembagian parameter ini bertujuan agar proses pengambilan data lebih terarah dan hasil analisis dapat menggambarkan kinerja sistem secara menyeluruh. Data yang diperoleh dari pengamatan kemudian disusun dalam bentuk tabel, grafik, dan nilai deskriptif seperti minimum, maksimum, dan rata-rata.</w:t>
       </w:r>
     </w:p>
     <w:p>
@@ -17184,7 +17655,6 @@
           <w:sz w:val="24"/>
           <w:szCs w:val="24"/>
         </w:rPr>
-        <w:lastRenderedPageBreak/>
         <w:t>Kualitas Nutrisi</w:t>
       </w:r>
     </w:p>
@@ -17206,7 +17676,16 @@
           <w:sz w:val="24"/>
           <w:szCs w:val="24"/>
         </w:rPr>
-        <w:t>Kualitas nutrisi diamati untuk mengetahui kondisi larutan nutrisi yang digunakan selama budidaya tanaman kale pada sistem Smartwatering SWU03. Parameter kualitas nutrisi meliputi PPM, pH larutan dan suhu larutan nutrisi. Pengukuran dilakukan pada larutan nutrisi di tandon menggunakan alat ukur kualitas air, seperti EZ-9909, PPM meter, pH meter atau alat sejenis. Pengamatan dilakukan setiap hari pada pukul 07.00, 12.00, dan 17.00 WIB. Data PPM digunakan untuk mengetahui tingkat kepekatan larutan nutrisi, pH digunakan untuk mengetahui tingkat keasaman larutan, sedangkan suhu larutan digunakan untuk mengetahui kondisi termal larutan nutrisi yang dapat memengaruhi kondisi perakaran tanaman.</w:t>
+        <w:t xml:space="preserve">Kualitas nutrisi diamati untuk mengetahui kondisi larutan nutrisi yang digunakan selama budidaya tanaman kale pada sistem Smartwatering SWU03. Parameter kualitas nutrisi meliputi PPM, pH larutan dan suhu larutan nutrisi. Pengukuran dilakukan pada larutan nutrisi di tandon menggunakan alat ukur kualitas air, seperti EZ-9909, PPM meter, pH meter atau alat sejenis. Pengamatan dilakukan setiap hari pada pukul 07.00, 12.00, dan 17.00 WIB. </w:t>
+      </w:r>
+      <w:r>
+        <w:rPr>
+          <w:rFonts w:ascii="Times New Roman" w:hAnsi="Times New Roman" w:cs="Times New Roman"/>
+          <w:sz w:val="24"/>
+          <w:szCs w:val="24"/>
+        </w:rPr>
+        <w:lastRenderedPageBreak/>
+        <w:t>Data PPM digunakan untuk mengetahui tingkat kepekatan larutan nutrisi, pH digunakan untuk mengetahui tingkat keasaman larutan, sedangkan suhu larutan digunakan untuk mengetahui kondisi termal larutan nutrisi yang dapat memengaruhi kondisi perakaran tanaman.</w:t>
       </w:r>
     </w:p>
     <w:p>
@@ -17370,6 +17849,7 @@
           <w:lang w:val="en-ID"/>
         </w:rPr>
       </w:pPr>
+      <w:proofErr w:type="spellStart"/>
       <w:r>
         <w:rPr>
           <w:rFonts w:ascii="Times New Roman" w:hAnsi="Times New Roman" w:cs="Times New Roman"/>
@@ -17377,7 +17857,17 @@
           <w:szCs w:val="24"/>
           <w:lang w:val="en-ID"/>
         </w:rPr>
-        <w:t>Keterangan:</w:t>
+        <w:t>Keterangan</w:t>
+      </w:r>
+      <w:proofErr w:type="spellEnd"/>
+      <w:r>
+        <w:rPr>
+          <w:rFonts w:ascii="Times New Roman" w:hAnsi="Times New Roman" w:cs="Times New Roman"/>
+          <w:sz w:val="24"/>
+          <w:szCs w:val="24"/>
+          <w:lang w:val="en-ID"/>
+        </w:rPr>
+        <w:t>:</w:t>
       </w:r>
       <w:r>
         <w:rPr>
@@ -17582,7 +18072,6 @@
                 <w:lang w:val="en-ID" w:eastAsia="zh-CN"/>
                 <w14:ligatures w14:val="none"/>
               </w:rPr>
-              <w:lastRenderedPageBreak/>
               <w:t>No.</w:t>
             </w:r>
           </w:p>
@@ -17654,6 +18143,7 @@
                 <w14:ligatures w14:val="none"/>
               </w:rPr>
             </w:pPr>
+            <w:proofErr w:type="spellStart"/>
             <w:r>
               <w:rPr>
                 <w:rFonts w:ascii="Times New Roman" w:eastAsia="Times New Roman" w:hAnsi="Times New Roman" w:cs="Times New Roman"/>
@@ -17665,6 +18155,7 @@
               </w:rPr>
               <w:t>Satuan</w:t>
             </w:r>
+            <w:proofErr w:type="spellEnd"/>
           </w:p>
         </w:tc>
         <w:tc>
@@ -17814,6 +18305,7 @@
                 <w14:ligatures w14:val="none"/>
               </w:rPr>
             </w:pPr>
+            <w:proofErr w:type="spellStart"/>
             <w:r>
               <w:rPr>
                 <w:rFonts w:ascii="Times New Roman" w:eastAsia="Times New Roman" w:hAnsi="Times New Roman" w:cs="Times New Roman"/>
@@ -17825,6 +18317,7 @@
               </w:rPr>
               <w:t>Maksimum</w:t>
             </w:r>
+            <w:proofErr w:type="spellEnd"/>
           </w:p>
         </w:tc>
         <w:tc>
@@ -18240,6 +18733,7 @@
                 <w14:ligatures w14:val="none"/>
               </w:rPr>
             </w:pPr>
+            <w:proofErr w:type="spellStart"/>
             <w:r>
               <w:rPr>
                 <w:rFonts w:ascii="Times New Roman" w:eastAsia="Times New Roman" w:hAnsi="Times New Roman" w:cs="Times New Roman"/>
@@ -18247,7 +18741,17 @@
                 <w:lang w:val="en-ID" w:eastAsia="zh-CN"/>
                 <w14:ligatures w14:val="none"/>
               </w:rPr>
-              <w:t>Suhu udara greenhouse</w:t>
+              <w:t>Suhu</w:t>
+            </w:r>
+            <w:proofErr w:type="spellEnd"/>
+            <w:r>
+              <w:rPr>
+                <w:rFonts w:ascii="Times New Roman" w:eastAsia="Times New Roman" w:hAnsi="Times New Roman" w:cs="Times New Roman"/>
+                <w:kern w:val="0"/>
+                <w:lang w:val="en-ID" w:eastAsia="zh-CN"/>
+                <w14:ligatures w14:val="none"/>
+              </w:rPr>
+              <w:t xml:space="preserve"> udara greenhouse</w:t>
             </w:r>
           </w:p>
         </w:tc>
@@ -18590,6 +19094,7 @@
                 <w14:ligatures w14:val="none"/>
               </w:rPr>
             </w:pPr>
+            <w:proofErr w:type="spellStart"/>
             <w:r>
               <w:rPr>
                 <w:rFonts w:ascii="Times New Roman" w:eastAsia="Times New Roman" w:hAnsi="Times New Roman" w:cs="Times New Roman"/>
@@ -18597,8 +19102,29 @@
                 <w:lang w:val="en-ID" w:eastAsia="zh-CN"/>
                 <w14:ligatures w14:val="none"/>
               </w:rPr>
-              <w:t>Kelembapan relatif udara</w:t>
-            </w:r>
+              <w:t>Kelembapan</w:t>
+            </w:r>
+            <w:proofErr w:type="spellEnd"/>
+            <w:r>
+              <w:rPr>
+                <w:rFonts w:ascii="Times New Roman" w:eastAsia="Times New Roman" w:hAnsi="Times New Roman" w:cs="Times New Roman"/>
+                <w:kern w:val="0"/>
+                <w:lang w:val="en-ID" w:eastAsia="zh-CN"/>
+                <w14:ligatures w14:val="none"/>
+              </w:rPr>
+              <w:t xml:space="preserve"> relatif </w:t>
+            </w:r>
+            <w:proofErr w:type="spellStart"/>
+            <w:r>
+              <w:rPr>
+                <w:rFonts w:ascii="Times New Roman" w:eastAsia="Times New Roman" w:hAnsi="Times New Roman" w:cs="Times New Roman"/>
+                <w:kern w:val="0"/>
+                <w:lang w:val="en-ID" w:eastAsia="zh-CN"/>
+                <w14:ligatures w14:val="none"/>
+              </w:rPr>
+              <w:t>udara</w:t>
+            </w:r>
+            <w:proofErr w:type="spellEnd"/>
           </w:p>
         </w:tc>
         <w:tc>
@@ -18914,6 +19440,7 @@
                 <w:lang w:val="en-ID" w:eastAsia="zh-CN"/>
                 <w14:ligatures w14:val="none"/>
               </w:rPr>
+              <w:lastRenderedPageBreak/>
               <w:t>3</w:t>
             </w:r>
           </w:p>
@@ -18940,6 +19467,7 @@
                 <w14:ligatures w14:val="none"/>
               </w:rPr>
             </w:pPr>
+            <w:proofErr w:type="spellStart"/>
             <w:r>
               <w:rPr>
                 <w:rFonts w:ascii="Times New Roman" w:eastAsia="Times New Roman" w:hAnsi="Times New Roman" w:cs="Times New Roman"/>
@@ -18947,7 +19475,17 @@
                 <w:lang w:val="en-ID" w:eastAsia="zh-CN"/>
                 <w14:ligatures w14:val="none"/>
               </w:rPr>
-              <w:t>Intensitas cahaya</w:t>
+              <w:t>Intensitas</w:t>
+            </w:r>
+            <w:proofErr w:type="spellEnd"/>
+            <w:r>
+              <w:rPr>
+                <w:rFonts w:ascii="Times New Roman" w:eastAsia="Times New Roman" w:hAnsi="Times New Roman" w:cs="Times New Roman"/>
+                <w:kern w:val="0"/>
+                <w:lang w:val="en-ID" w:eastAsia="zh-CN"/>
+                <w14:ligatures w14:val="none"/>
+              </w:rPr>
+              <w:t xml:space="preserve"> cahaya</w:t>
             </w:r>
           </w:p>
         </w:tc>
@@ -19290,6 +19828,7 @@
                 <w14:ligatures w14:val="none"/>
               </w:rPr>
             </w:pPr>
+            <w:proofErr w:type="spellStart"/>
             <w:r>
               <w:rPr>
                 <w:rFonts w:ascii="Times New Roman" w:eastAsia="Times New Roman" w:hAnsi="Times New Roman" w:cs="Times New Roman"/>
@@ -19297,8 +19836,29 @@
                 <w:lang w:val="en-ID" w:eastAsia="zh-CN"/>
                 <w14:ligatures w14:val="none"/>
               </w:rPr>
-              <w:t>Kecepatan angin</w:t>
-            </w:r>
+              <w:t>Kecepatan</w:t>
+            </w:r>
+            <w:proofErr w:type="spellEnd"/>
+            <w:r>
+              <w:rPr>
+                <w:rFonts w:ascii="Times New Roman" w:eastAsia="Times New Roman" w:hAnsi="Times New Roman" w:cs="Times New Roman"/>
+                <w:kern w:val="0"/>
+                <w:lang w:val="en-ID" w:eastAsia="zh-CN"/>
+                <w14:ligatures w14:val="none"/>
+              </w:rPr>
+              <w:t xml:space="preserve"> </w:t>
+            </w:r>
+            <w:proofErr w:type="spellStart"/>
+            <w:r>
+              <w:rPr>
+                <w:rFonts w:ascii="Times New Roman" w:eastAsia="Times New Roman" w:hAnsi="Times New Roman" w:cs="Times New Roman"/>
+                <w:kern w:val="0"/>
+                <w:lang w:val="en-ID" w:eastAsia="zh-CN"/>
+                <w14:ligatures w14:val="none"/>
+              </w:rPr>
+              <w:t>angin</w:t>
+            </w:r>
+            <w:proofErr w:type="spellEnd"/>
           </w:p>
         </w:tc>
         <w:tc>
@@ -19640,6 +20200,7 @@
                 <w14:ligatures w14:val="none"/>
               </w:rPr>
             </w:pPr>
+            <w:proofErr w:type="spellStart"/>
             <w:r>
               <w:rPr>
                 <w:rFonts w:ascii="Times New Roman" w:eastAsia="Times New Roman" w:hAnsi="Times New Roman" w:cs="Times New Roman"/>
@@ -19647,8 +20208,29 @@
                 <w:lang w:val="en-ID" w:eastAsia="zh-CN"/>
                 <w14:ligatures w14:val="none"/>
               </w:rPr>
-              <w:t>Suhu larutan nutrisi</w:t>
-            </w:r>
+              <w:t>Suhu</w:t>
+            </w:r>
+            <w:proofErr w:type="spellEnd"/>
+            <w:r>
+              <w:rPr>
+                <w:rFonts w:ascii="Times New Roman" w:eastAsia="Times New Roman" w:hAnsi="Times New Roman" w:cs="Times New Roman"/>
+                <w:kern w:val="0"/>
+                <w:lang w:val="en-ID" w:eastAsia="zh-CN"/>
+                <w14:ligatures w14:val="none"/>
+              </w:rPr>
+              <w:t xml:space="preserve"> larutan </w:t>
+            </w:r>
+            <w:proofErr w:type="spellStart"/>
+            <w:r>
+              <w:rPr>
+                <w:rFonts w:ascii="Times New Roman" w:eastAsia="Times New Roman" w:hAnsi="Times New Roman" w:cs="Times New Roman"/>
+                <w:kern w:val="0"/>
+                <w:lang w:val="en-ID" w:eastAsia="zh-CN"/>
+                <w14:ligatures w14:val="none"/>
+              </w:rPr>
+              <w:t>nutrisi</w:t>
+            </w:r>
+            <w:proofErr w:type="spellEnd"/>
           </w:p>
         </w:tc>
         <w:tc>
@@ -19997,8 +20579,39 @@
                 <w:lang w:val="en-ID" w:eastAsia="zh-CN"/>
                 <w14:ligatures w14:val="none"/>
               </w:rPr>
-              <w:t>pH larutan nutrisi</w:t>
-            </w:r>
+              <w:t xml:space="preserve">pH </w:t>
+            </w:r>
+            <w:proofErr w:type="spellStart"/>
+            <w:r>
+              <w:rPr>
+                <w:rFonts w:ascii="Times New Roman" w:eastAsia="Times New Roman" w:hAnsi="Times New Roman" w:cs="Times New Roman"/>
+                <w:kern w:val="0"/>
+                <w:lang w:val="en-ID" w:eastAsia="zh-CN"/>
+                <w14:ligatures w14:val="none"/>
+              </w:rPr>
+              <w:t>larutan</w:t>
+            </w:r>
+            <w:proofErr w:type="spellEnd"/>
+            <w:r>
+              <w:rPr>
+                <w:rFonts w:ascii="Times New Roman" w:eastAsia="Times New Roman" w:hAnsi="Times New Roman" w:cs="Times New Roman"/>
+                <w:kern w:val="0"/>
+                <w:lang w:val="en-ID" w:eastAsia="zh-CN"/>
+                <w14:ligatures w14:val="none"/>
+              </w:rPr>
+              <w:t xml:space="preserve"> </w:t>
+            </w:r>
+            <w:proofErr w:type="spellStart"/>
+            <w:r>
+              <w:rPr>
+                <w:rFonts w:ascii="Times New Roman" w:eastAsia="Times New Roman" w:hAnsi="Times New Roman" w:cs="Times New Roman"/>
+                <w:kern w:val="0"/>
+                <w:lang w:val="en-ID" w:eastAsia="zh-CN"/>
+                <w14:ligatures w14:val="none"/>
+              </w:rPr>
+              <w:t>nutrisi</w:t>
+            </w:r>
+            <w:proofErr w:type="spellEnd"/>
           </w:p>
         </w:tc>
         <w:tc>
@@ -20347,7 +20960,27 @@
                 <w:lang w:val="en-ID" w:eastAsia="zh-CN"/>
                 <w14:ligatures w14:val="none"/>
               </w:rPr>
-              <w:t>TDS larutan nutrisi</w:t>
+              <w:t xml:space="preserve">TDS </w:t>
+            </w:r>
+            <w:proofErr w:type="spellStart"/>
+            <w:r>
+              <w:rPr>
+                <w:rFonts w:ascii="Times New Roman" w:eastAsia="Times New Roman" w:hAnsi="Times New Roman" w:cs="Times New Roman"/>
+                <w:kern w:val="0"/>
+                <w:lang w:val="en-ID" w:eastAsia="zh-CN"/>
+                <w14:ligatures w14:val="none"/>
+              </w:rPr>
+              <w:t>larutan</w:t>
+            </w:r>
+            <w:proofErr w:type="spellEnd"/>
+            <w:r>
+              <w:rPr>
+                <w:rFonts w:ascii="Times New Roman" w:eastAsia="Times New Roman" w:hAnsi="Times New Roman" w:cs="Times New Roman"/>
+                <w:kern w:val="0"/>
+                <w:lang w:val="en-ID" w:eastAsia="zh-CN"/>
+                <w14:ligatures w14:val="none"/>
+              </w:rPr>
+              <w:t xml:space="preserve"> nutrisi</w:t>
             </w:r>
           </w:p>
         </w:tc>
@@ -20697,7 +21330,27 @@
                 <w:lang w:val="en-ID" w:eastAsia="zh-CN"/>
                 <w14:ligatures w14:val="none"/>
               </w:rPr>
-              <w:t>EC larutan nutrisi</w:t>
+              <w:t xml:space="preserve">EC </w:t>
+            </w:r>
+            <w:proofErr w:type="spellStart"/>
+            <w:r>
+              <w:rPr>
+                <w:rFonts w:ascii="Times New Roman" w:eastAsia="Times New Roman" w:hAnsi="Times New Roman" w:cs="Times New Roman"/>
+                <w:kern w:val="0"/>
+                <w:lang w:val="en-ID" w:eastAsia="zh-CN"/>
+                <w14:ligatures w14:val="none"/>
+              </w:rPr>
+              <w:t>larutan</w:t>
+            </w:r>
+            <w:proofErr w:type="spellEnd"/>
+            <w:r>
+              <w:rPr>
+                <w:rFonts w:ascii="Times New Roman" w:eastAsia="Times New Roman" w:hAnsi="Times New Roman" w:cs="Times New Roman"/>
+                <w:kern w:val="0"/>
+                <w:lang w:val="en-ID" w:eastAsia="zh-CN"/>
+                <w14:ligatures w14:val="none"/>
+              </w:rPr>
+              <w:t xml:space="preserve"> nutrisi</w:t>
             </w:r>
           </w:p>
         </w:tc>
@@ -21047,8 +21700,39 @@
                 <w:lang w:val="en-ID" w:eastAsia="zh-CN"/>
                 <w14:ligatures w14:val="none"/>
               </w:rPr>
-              <w:t>DO larutan nutrisi</w:t>
-            </w:r>
+              <w:t xml:space="preserve">DO </w:t>
+            </w:r>
+            <w:proofErr w:type="spellStart"/>
+            <w:r>
+              <w:rPr>
+                <w:rFonts w:ascii="Times New Roman" w:eastAsia="Times New Roman" w:hAnsi="Times New Roman" w:cs="Times New Roman"/>
+                <w:kern w:val="0"/>
+                <w:lang w:val="en-ID" w:eastAsia="zh-CN"/>
+                <w14:ligatures w14:val="none"/>
+              </w:rPr>
+              <w:t>larutan</w:t>
+            </w:r>
+            <w:proofErr w:type="spellEnd"/>
+            <w:r>
+              <w:rPr>
+                <w:rFonts w:ascii="Times New Roman" w:eastAsia="Times New Roman" w:hAnsi="Times New Roman" w:cs="Times New Roman"/>
+                <w:kern w:val="0"/>
+                <w:lang w:val="en-ID" w:eastAsia="zh-CN"/>
+                <w14:ligatures w14:val="none"/>
+              </w:rPr>
+              <w:t xml:space="preserve"> </w:t>
+            </w:r>
+            <w:proofErr w:type="spellStart"/>
+            <w:r>
+              <w:rPr>
+                <w:rFonts w:ascii="Times New Roman" w:eastAsia="Times New Roman" w:hAnsi="Times New Roman" w:cs="Times New Roman"/>
+                <w:kern w:val="0"/>
+                <w:lang w:val="en-ID" w:eastAsia="zh-CN"/>
+                <w14:ligatures w14:val="none"/>
+              </w:rPr>
+              <w:t>nutrisi</w:t>
+            </w:r>
+            <w:proofErr w:type="spellEnd"/>
           </w:p>
         </w:tc>
         <w:tc>
@@ -21390,6 +22074,7 @@
                 <w14:ligatures w14:val="none"/>
               </w:rPr>
             </w:pPr>
+            <w:proofErr w:type="spellStart"/>
             <w:r>
               <w:rPr>
                 <w:rFonts w:ascii="Times New Roman" w:eastAsia="Times New Roman" w:hAnsi="Times New Roman" w:cs="Times New Roman"/>
@@ -21397,8 +22082,29 @@
                 <w:lang w:val="en-ID" w:eastAsia="zh-CN"/>
                 <w14:ligatures w14:val="none"/>
               </w:rPr>
-              <w:t>Kelembapan media tanam</w:t>
-            </w:r>
+              <w:t>Kelembapan</w:t>
+            </w:r>
+            <w:proofErr w:type="spellEnd"/>
+            <w:r>
+              <w:rPr>
+                <w:rFonts w:ascii="Times New Roman" w:eastAsia="Times New Roman" w:hAnsi="Times New Roman" w:cs="Times New Roman"/>
+                <w:kern w:val="0"/>
+                <w:lang w:val="en-ID" w:eastAsia="zh-CN"/>
+                <w14:ligatures w14:val="none"/>
+              </w:rPr>
+              <w:t xml:space="preserve"> media </w:t>
+            </w:r>
+            <w:proofErr w:type="spellStart"/>
+            <w:r>
+              <w:rPr>
+                <w:rFonts w:ascii="Times New Roman" w:eastAsia="Times New Roman" w:hAnsi="Times New Roman" w:cs="Times New Roman"/>
+                <w:kern w:val="0"/>
+                <w:lang w:val="en-ID" w:eastAsia="zh-CN"/>
+                <w14:ligatures w14:val="none"/>
+              </w:rPr>
+              <w:t>tanam</w:t>
+            </w:r>
+            <w:proofErr w:type="spellEnd"/>
           </w:p>
         </w:tc>
         <w:tc>
@@ -22264,7 +22970,27 @@
           <w:szCs w:val="24"/>
           <w:lang w:val="en-ID"/>
         </w:rPr>
-        <w:t>Langkah pengukuran:</w:t>
+        <w:t xml:space="preserve">Langkah </w:t>
+      </w:r>
+      <w:proofErr w:type="spellStart"/>
+      <w:r>
+        <w:rPr>
+          <w:rFonts w:ascii="Times New Roman" w:hAnsi="Times New Roman" w:cs="Times New Roman"/>
+          <w:sz w:val="24"/>
+          <w:szCs w:val="24"/>
+          <w:lang w:val="en-ID"/>
+        </w:rPr>
+        <w:t>pengukuran</w:t>
+      </w:r>
+      <w:proofErr w:type="spellEnd"/>
+      <w:r>
+        <w:rPr>
+          <w:rFonts w:ascii="Times New Roman" w:hAnsi="Times New Roman" w:cs="Times New Roman"/>
+          <w:sz w:val="24"/>
+          <w:szCs w:val="24"/>
+          <w:lang w:val="en-ID"/>
+        </w:rPr>
+        <w:t>:</w:t>
       </w:r>
     </w:p>
     <w:p>
@@ -22391,7 +23117,25 @@
           <w:szCs w:val="24"/>
           <w:lang w:val="sv-SE"/>
         </w:rPr>
-        <w:t>Menghitung nilai rata-rata, minimum, dan maksimum dari hasil pengamatan.</w:t>
+        <w:t>Menghitung nilai rata-rata, minimum, dan maksimum dari hasil pengam</w:t>
+      </w:r>
+      <w:r>
+        <w:rPr>
+          <w:rFonts w:ascii="Times New Roman" w:hAnsi="Times New Roman" w:cs="Times New Roman"/>
+          <w:sz w:val="24"/>
+          <w:szCs w:val="24"/>
+          <w:lang w:val="sv-SE"/>
+        </w:rPr>
+        <w:tab/>
+      </w:r>
+      <w:r>
+        <w:rPr>
+          <w:rFonts w:ascii="Times New Roman" w:hAnsi="Times New Roman" w:cs="Times New Roman"/>
+          <w:sz w:val="24"/>
+          <w:szCs w:val="24"/>
+          <w:lang w:val="sv-SE"/>
+        </w:rPr>
+        <w:t>atan.</w:t>
       </w:r>
     </w:p>
     <w:p>
@@ -22664,6 +23408,7 @@
           <w:lang w:val="en-ID"/>
         </w:rPr>
       </w:pPr>
+      <w:proofErr w:type="spellStart"/>
       <w:r>
         <w:rPr>
           <w:rFonts w:ascii="Times New Roman" w:hAnsi="Times New Roman" w:cs="Times New Roman"/>
@@ -22671,7 +23416,17 @@
           <w:szCs w:val="24"/>
           <w:lang w:val="en-ID"/>
         </w:rPr>
-        <w:t>Keterangan:</w:t>
+        <w:t>Keterangan</w:t>
+      </w:r>
+      <w:proofErr w:type="spellEnd"/>
+      <w:r>
+        <w:rPr>
+          <w:rFonts w:ascii="Times New Roman" w:hAnsi="Times New Roman" w:cs="Times New Roman"/>
+          <w:sz w:val="24"/>
+          <w:szCs w:val="24"/>
+          <w:lang w:val="en-ID"/>
+        </w:rPr>
+        <w:t>:</w:t>
       </w:r>
       <w:r>
         <w:rPr>
@@ -22965,7 +23720,6 @@
           <w:sz w:val="24"/>
           <w:szCs w:val="24"/>
         </w:rPr>
-        <w:lastRenderedPageBreak/>
         <w:t>Tinggi tanaman kale</w:t>
       </w:r>
     </w:p>
@@ -23012,7 +23766,27 @@
           <w:szCs w:val="24"/>
           <w:lang w:val="en-ID"/>
         </w:rPr>
-        <w:t>Langkah pengukuran:</w:t>
+        <w:t xml:space="preserve">Langkah </w:t>
+      </w:r>
+      <w:proofErr w:type="spellStart"/>
+      <w:r>
+        <w:rPr>
+          <w:rFonts w:ascii="Times New Roman" w:hAnsi="Times New Roman" w:cs="Times New Roman"/>
+          <w:sz w:val="24"/>
+          <w:szCs w:val="24"/>
+          <w:lang w:val="en-ID"/>
+        </w:rPr>
+        <w:t>pengukuran</w:t>
+      </w:r>
+      <w:proofErr w:type="spellEnd"/>
+      <w:r>
+        <w:rPr>
+          <w:rFonts w:ascii="Times New Roman" w:hAnsi="Times New Roman" w:cs="Times New Roman"/>
+          <w:sz w:val="24"/>
+          <w:szCs w:val="24"/>
+          <w:lang w:val="en-ID"/>
+        </w:rPr>
+        <w:t>:</w:t>
       </w:r>
     </w:p>
     <w:p>
@@ -23083,6 +23857,7 @@
           <w:szCs w:val="24"/>
           <w:lang w:val="sv-SE"/>
         </w:rPr>
+        <w:lastRenderedPageBreak/>
         <w:t>Mengukur tinggi tanaman dari pangkal batang sampai ujung tanaman tertinggi</w:t>
       </w:r>
       <w:r>
@@ -23298,6 +24073,7 @@
           <w:lang w:val="en-ID"/>
         </w:rPr>
       </w:pPr>
+      <w:proofErr w:type="spellStart"/>
       <w:r>
         <w:rPr>
           <w:rFonts w:ascii="Times New Roman" w:hAnsi="Times New Roman" w:cs="Times New Roman"/>
@@ -23305,8 +24081,109 @@
           <w:szCs w:val="24"/>
           <w:lang w:val="en-ID"/>
         </w:rPr>
-        <w:t>Menghitung jumlah daun yang telah membuka sempurna</w:t>
-      </w:r>
+        <w:t>Menghitung</w:t>
+      </w:r>
+      <w:proofErr w:type="spellEnd"/>
+      <w:r>
+        <w:rPr>
+          <w:rFonts w:ascii="Times New Roman" w:hAnsi="Times New Roman" w:cs="Times New Roman"/>
+          <w:sz w:val="24"/>
+          <w:szCs w:val="24"/>
+          <w:lang w:val="en-ID"/>
+        </w:rPr>
+        <w:t xml:space="preserve"> </w:t>
+      </w:r>
+      <w:proofErr w:type="spellStart"/>
+      <w:r>
+        <w:rPr>
+          <w:rFonts w:ascii="Times New Roman" w:hAnsi="Times New Roman" w:cs="Times New Roman"/>
+          <w:sz w:val="24"/>
+          <w:szCs w:val="24"/>
+          <w:lang w:val="en-ID"/>
+        </w:rPr>
+        <w:t>jumlah</w:t>
+      </w:r>
+      <w:proofErr w:type="spellEnd"/>
+      <w:r>
+        <w:rPr>
+          <w:rFonts w:ascii="Times New Roman" w:hAnsi="Times New Roman" w:cs="Times New Roman"/>
+          <w:sz w:val="24"/>
+          <w:szCs w:val="24"/>
+          <w:lang w:val="en-ID"/>
+        </w:rPr>
+        <w:t xml:space="preserve"> </w:t>
+      </w:r>
+      <w:proofErr w:type="spellStart"/>
+      <w:r>
+        <w:rPr>
+          <w:rFonts w:ascii="Times New Roman" w:hAnsi="Times New Roman" w:cs="Times New Roman"/>
+          <w:sz w:val="24"/>
+          <w:szCs w:val="24"/>
+          <w:lang w:val="en-ID"/>
+        </w:rPr>
+        <w:t>daun</w:t>
+      </w:r>
+      <w:proofErr w:type="spellEnd"/>
+      <w:r>
+        <w:rPr>
+          <w:rFonts w:ascii="Times New Roman" w:hAnsi="Times New Roman" w:cs="Times New Roman"/>
+          <w:sz w:val="24"/>
+          <w:szCs w:val="24"/>
+          <w:lang w:val="en-ID"/>
+        </w:rPr>
+        <w:t xml:space="preserve"> yang </w:t>
+      </w:r>
+      <w:proofErr w:type="spellStart"/>
+      <w:r>
+        <w:rPr>
+          <w:rFonts w:ascii="Times New Roman" w:hAnsi="Times New Roman" w:cs="Times New Roman"/>
+          <w:sz w:val="24"/>
+          <w:szCs w:val="24"/>
+          <w:lang w:val="en-ID"/>
+        </w:rPr>
+        <w:t>telah</w:t>
+      </w:r>
+      <w:proofErr w:type="spellEnd"/>
+      <w:r>
+        <w:rPr>
+          <w:rFonts w:ascii="Times New Roman" w:hAnsi="Times New Roman" w:cs="Times New Roman"/>
+          <w:sz w:val="24"/>
+          <w:szCs w:val="24"/>
+          <w:lang w:val="en-ID"/>
+        </w:rPr>
+        <w:t xml:space="preserve"> </w:t>
+      </w:r>
+      <w:proofErr w:type="spellStart"/>
+      <w:r>
+        <w:rPr>
+          <w:rFonts w:ascii="Times New Roman" w:hAnsi="Times New Roman" w:cs="Times New Roman"/>
+          <w:sz w:val="24"/>
+          <w:szCs w:val="24"/>
+          <w:lang w:val="en-ID"/>
+        </w:rPr>
+        <w:t>membuka</w:t>
+      </w:r>
+      <w:proofErr w:type="spellEnd"/>
+      <w:r>
+        <w:rPr>
+          <w:rFonts w:ascii="Times New Roman" w:hAnsi="Times New Roman" w:cs="Times New Roman"/>
+          <w:sz w:val="24"/>
+          <w:szCs w:val="24"/>
+          <w:lang w:val="en-ID"/>
+        </w:rPr>
+        <w:t xml:space="preserve"> </w:t>
+      </w:r>
+      <w:proofErr w:type="spellStart"/>
+      <w:r>
+        <w:rPr>
+          <w:rFonts w:ascii="Times New Roman" w:hAnsi="Times New Roman" w:cs="Times New Roman"/>
+          <w:sz w:val="24"/>
+          <w:szCs w:val="24"/>
+          <w:lang w:val="en-ID"/>
+        </w:rPr>
+        <w:t>sempurna</w:t>
+      </w:r>
+      <w:proofErr w:type="spellEnd"/>
       <w:r>
         <w:rPr>
           <w:rFonts w:ascii="Times New Roman" w:hAnsi="Times New Roman" w:cs="Times New Roman"/>
@@ -23456,7 +24333,27 @@
           <w:szCs w:val="24"/>
           <w:lang w:val="en-ID"/>
         </w:rPr>
-        <w:t>Langkah pengukuran:</w:t>
+        <w:t xml:space="preserve">Langkah </w:t>
+      </w:r>
+      <w:proofErr w:type="spellStart"/>
+      <w:r>
+        <w:rPr>
+          <w:rFonts w:ascii="Times New Roman" w:hAnsi="Times New Roman" w:cs="Times New Roman"/>
+          <w:sz w:val="24"/>
+          <w:szCs w:val="24"/>
+          <w:lang w:val="en-ID"/>
+        </w:rPr>
+        <w:t>pengukuran</w:t>
+      </w:r>
+      <w:proofErr w:type="spellEnd"/>
+      <w:r>
+        <w:rPr>
+          <w:rFonts w:ascii="Times New Roman" w:hAnsi="Times New Roman" w:cs="Times New Roman"/>
+          <w:sz w:val="24"/>
+          <w:szCs w:val="24"/>
+          <w:lang w:val="en-ID"/>
+        </w:rPr>
+        <w:t>:</w:t>
       </w:r>
     </w:p>
     <w:p>
@@ -23560,6 +24457,7 @@
           <w:lang w:val="en-ID"/>
         </w:rPr>
       </w:pPr>
+      <w:proofErr w:type="spellStart"/>
       <w:r>
         <w:rPr>
           <w:rFonts w:ascii="Times New Roman" w:hAnsi="Times New Roman" w:cs="Times New Roman"/>
@@ -23567,7 +24465,97 @@
           <w:szCs w:val="24"/>
           <w:lang w:val="en-ID"/>
         </w:rPr>
-        <w:t>Membaca nilai diameter batang dalam satuan mm</w:t>
+        <w:t>Membaca</w:t>
+      </w:r>
+      <w:proofErr w:type="spellEnd"/>
+      <w:r>
+        <w:rPr>
+          <w:rFonts w:ascii="Times New Roman" w:hAnsi="Times New Roman" w:cs="Times New Roman"/>
+          <w:sz w:val="24"/>
+          <w:szCs w:val="24"/>
+          <w:lang w:val="en-ID"/>
+        </w:rPr>
+        <w:t xml:space="preserve"> </w:t>
+      </w:r>
+      <w:proofErr w:type="spellStart"/>
+      <w:r>
+        <w:rPr>
+          <w:rFonts w:ascii="Times New Roman" w:hAnsi="Times New Roman" w:cs="Times New Roman"/>
+          <w:sz w:val="24"/>
+          <w:szCs w:val="24"/>
+          <w:lang w:val="en-ID"/>
+        </w:rPr>
+        <w:t>nilai</w:t>
+      </w:r>
+      <w:proofErr w:type="spellEnd"/>
+      <w:r>
+        <w:rPr>
+          <w:rFonts w:ascii="Times New Roman" w:hAnsi="Times New Roman" w:cs="Times New Roman"/>
+          <w:sz w:val="24"/>
+          <w:szCs w:val="24"/>
+          <w:lang w:val="en-ID"/>
+        </w:rPr>
+        <w:t xml:space="preserve"> diameter </w:t>
+      </w:r>
+      <w:proofErr w:type="spellStart"/>
+      <w:r>
+        <w:rPr>
+          <w:rFonts w:ascii="Times New Roman" w:hAnsi="Times New Roman" w:cs="Times New Roman"/>
+          <w:sz w:val="24"/>
+          <w:szCs w:val="24"/>
+          <w:lang w:val="en-ID"/>
+        </w:rPr>
+        <w:t>batang</w:t>
+      </w:r>
+      <w:proofErr w:type="spellEnd"/>
+      <w:r>
+        <w:rPr>
+          <w:rFonts w:ascii="Times New Roman" w:hAnsi="Times New Roman" w:cs="Times New Roman"/>
+          <w:sz w:val="24"/>
+          <w:szCs w:val="24"/>
+          <w:lang w:val="en-ID"/>
+        </w:rPr>
+        <w:t xml:space="preserve"> </w:t>
+      </w:r>
+      <w:proofErr w:type="spellStart"/>
+      <w:r>
+        <w:rPr>
+          <w:rFonts w:ascii="Times New Roman" w:hAnsi="Times New Roman" w:cs="Times New Roman"/>
+          <w:sz w:val="24"/>
+          <w:szCs w:val="24"/>
+          <w:lang w:val="en-ID"/>
+        </w:rPr>
+        <w:t>dalam</w:t>
+      </w:r>
+      <w:proofErr w:type="spellEnd"/>
+      <w:r>
+        <w:rPr>
+          <w:rFonts w:ascii="Times New Roman" w:hAnsi="Times New Roman" w:cs="Times New Roman"/>
+          <w:sz w:val="24"/>
+          <w:szCs w:val="24"/>
+          <w:lang w:val="en-ID"/>
+        </w:rPr>
+        <w:t xml:space="preserve"> </w:t>
+      </w:r>
+      <w:proofErr w:type="spellStart"/>
+      <w:r>
+        <w:rPr>
+          <w:rFonts w:ascii="Times New Roman" w:hAnsi="Times New Roman" w:cs="Times New Roman"/>
+          <w:sz w:val="24"/>
+          <w:szCs w:val="24"/>
+          <w:lang w:val="en-ID"/>
+        </w:rPr>
+        <w:t>satuan</w:t>
+      </w:r>
+      <w:proofErr w:type="spellEnd"/>
+      <w:r>
+        <w:rPr>
+          <w:rFonts w:ascii="Times New Roman" w:hAnsi="Times New Roman" w:cs="Times New Roman"/>
+          <w:sz w:val="24"/>
+          <w:szCs w:val="24"/>
+          <w:lang w:val="en-ID"/>
+        </w:rPr>
+        <w:t xml:space="preserve"> mm</w:t>
       </w:r>
       <w:r>
         <w:rPr>
@@ -23654,7 +24642,6 @@
           <w:szCs w:val="24"/>
           <w:lang w:val="sv-SE"/>
         </w:rPr>
-        <w:lastRenderedPageBreak/>
         <w:t>Bobot segar total diperoleh melalui penimbangan langsung pada saat panen menggunakan timbangan digital. Parameter ini menjadi output biologis utama untuk menghitung efisiensi konsumsi air atau WUE.</w:t>
       </w:r>
     </w:p>
@@ -23677,7 +24664,27 @@
           <w:szCs w:val="24"/>
           <w:lang w:val="en-ID"/>
         </w:rPr>
-        <w:t>Langkah pengukuran:</w:t>
+        <w:t xml:space="preserve">Langkah </w:t>
+      </w:r>
+      <w:proofErr w:type="spellStart"/>
+      <w:r>
+        <w:rPr>
+          <w:rFonts w:ascii="Times New Roman" w:hAnsi="Times New Roman" w:cs="Times New Roman"/>
+          <w:sz w:val="24"/>
+          <w:szCs w:val="24"/>
+          <w:lang w:val="en-ID"/>
+        </w:rPr>
+        <w:t>pengukuran</w:t>
+      </w:r>
+      <w:proofErr w:type="spellEnd"/>
+      <w:r>
+        <w:rPr>
+          <w:rFonts w:ascii="Times New Roman" w:hAnsi="Times New Roman" w:cs="Times New Roman"/>
+          <w:sz w:val="24"/>
+          <w:szCs w:val="24"/>
+          <w:lang w:val="en-ID"/>
+        </w:rPr>
+        <w:t>:</w:t>
       </w:r>
     </w:p>
     <w:p>
@@ -23797,6 +24804,7 @@
           <w:szCs w:val="24"/>
           <w:lang w:val="sv-SE"/>
         </w:rPr>
+        <w:lastRenderedPageBreak/>
         <w:t>Menimbang tanaman menggunakan timbangan digital</w:t>
       </w:r>
       <w:r>
@@ -24171,16 +25179,7 @@
           <w:sz w:val="24"/>
           <w:szCs w:val="24"/>
         </w:rPr>
-        <w:t xml:space="preserve">Data hasil penelitian dianalisis secara deskriptif kuantitatif untuk mengevaluasi kinerja sistem Smartwatering SWU03 terhadap dinamika kelembapan media tanam, konsumsi air, efisiensi konsumsi air dan respon pertumbuhan tanaman kale. Data yang diperoleh dari pengamatan primer dan sekunder terlebih dahulu direkap berdasarkan waktu pengamatan, kemudian disusun dalam bentuk tabel dan grafik untuk mempermudah pembacaan pola perubahan setiap parameter. Parameter yang diamati tiga kali sehari, seperti data klimatologi, kualitas nutrisi dan kelembapan media tanam, dianalisis berdasarkan nilai pengamatan pukul 7:00, 12:00 dan 17:00. Data tinggi air tandon diolah menjadi volume air dan digunakan untuk menghitung konsumsi air harian, </w:t>
-      </w:r>
-      <w:r>
-        <w:rPr>
-          <w:rFonts w:ascii="Times New Roman" w:hAnsi="Times New Roman" w:cs="Times New Roman"/>
-          <w:sz w:val="24"/>
-          <w:szCs w:val="24"/>
-        </w:rPr>
-        <w:lastRenderedPageBreak/>
-        <w:t>sedangkan data pertumbuhan tanaman dianalisis berdasarkan perubahan tinggi tanaman, jumlah daun dan diameter batang selama masa budidaya.</w:t>
+        <w:t>Data hasil penelitian dianalisis secara deskriptif kuantitatif untuk mengevaluasi kinerja sistem Smartwatering SWU03 terhadap dinamika kelembapan media tanam, konsumsi air, efisiensi konsumsi air dan respon pertumbuhan tanaman kale. Data yang diperoleh dari pengamatan primer dan sekunder terlebih dahulu direkap berdasarkan waktu pengamatan, kemudian disusun dalam bentuk tabel dan grafik untuk mempermudah pembacaan pola perubahan setiap parameter. Parameter yang diamati tiga kali sehari, seperti data klimatologi, kualitas nutrisi dan kelembapan media tanam, dianalisis berdasarkan nilai pengamatan pukul 7:00, 12:00 dan 17:00. Data tinggi air tandon diolah menjadi volume air dan digunakan untuk menghitung konsumsi air harian, sedangkan data pertumbuhan tanaman dianalisis berdasarkan perubahan tinggi tanaman, jumlah daun dan diameter batang selama masa budidaya.</w:t>
       </w:r>
     </w:p>
     <w:p>
@@ -24191,7 +25190,11 @@
         <w:jc w:val="both"/>
       </w:pPr>
       <w:r>
-        <w:t>Analisis deskriptif dilakukan dengan menghitung nilai minimum, maksimum, rata-rata. Nilai minimum dan maksimum digunakan untuk mengetahui rentang perubahan data, sedangkan nilai rata-rata digunakan untuk menggambarkan kecenderungan umum setiap parameter. Data kelembapan media tanam dianalisis untuk menilai kestabilan suplai air pada sistem Smartwatering SWU03. Data konsumsi air dianalisis untuk mengetahui jumlah air yang digunakan selama budidaya, kemudian dikaitkan dengan bobot segar total tanaman kale untuk menghitung nilai Water Use Efficiency atau WUE. Nilai WUE digunakan sebagai indikator efisiensi konsumsi air, sehingga semakin tinggi nilai WUE menunjukkan bahwa sistem mampu menghasilkan biomassa tanaman yang lebih besar per satuan air yang digunakan.</w:t>
+        <w:t xml:space="preserve">Analisis deskriptif dilakukan dengan menghitung nilai minimum, maksimum, rata-rata. Nilai minimum dan maksimum digunakan untuk mengetahui rentang perubahan data, sedangkan nilai rata-rata digunakan untuk menggambarkan kecenderungan umum setiap parameter. Data kelembapan media tanam dianalisis untuk menilai kestabilan suplai air pada sistem Smartwatering SWU03. Data konsumsi air dianalisis untuk mengetahui jumlah air yang digunakan selama budidaya, kemudian dikaitkan dengan bobot segar total tanaman kale untuk </w:t>
+      </w:r>
+      <w:r>
+        <w:lastRenderedPageBreak/>
+        <w:t>menghitung nilai Water Use Efficiency atau WUE. Nilai WUE digunakan sebagai indikator efisiensi konsumsi air, sehingga semakin tinggi nilai WUE menunjukkan bahwa sistem mampu menghasilkan biomassa tanaman yang lebih besar per satuan air yang digunakan.</w:t>
       </w:r>
     </w:p>
     <w:p>
@@ -24604,6 +25607,7 @@
           <w:sz w:val="24"/>
           <w:szCs w:val="24"/>
         </w:rPr>
+        <w:lastRenderedPageBreak/>
         <w:t>WUE</w:t>
       </w:r>
     </w:p>
@@ -25132,6 +26136,7 @@
                       <w:sz w:val="24"/>
                       <w:szCs w:val="24"/>
                     </w:rPr>
+                    <w:lastRenderedPageBreak/>
                     <w:t xml:space="preserve">Amin, C., N.P, S. D., &amp; Amaru, K. (2023). Kajian respons kualitas dissolved oxygen pada sistem smart watering dan autopot akibat pengaruh suhu lingkungan. </w:t>
                   </w:r>
                   <w:r>
@@ -25390,7 +26395,6 @@
                       <w:sz w:val="24"/>
                       <w:szCs w:val="24"/>
                     </w:rPr>
-                    <w:lastRenderedPageBreak/>
                     <w:t xml:space="preserve">Baladraf, T. T. (2024). Potensi Penerapan Teknologi Digital Twin pada Industri Pertanian dan Pangan di Indonesia: Sebuah Tinjauan Literatur. </w:t>
                   </w:r>
                   <w:r>
@@ -25477,7 +26481,17 @@
                       <w:sz w:val="24"/>
                       <w:szCs w:val="24"/>
                     </w:rPr>
-                    <w:t xml:space="preserve">Dewi, E. P., Amaliah, W., &amp; Saputra, O. (2025). Karakter Fisik Media Tanam Dari Limbah Kerajianan Bambu dan Pelepah Aren dengan Pencampuran Cocopeat Sebagai Media Tanam Hidroponik. </w:t>
+                    <w:t xml:space="preserve">Dewi, E. P., Amaliah, W., &amp; Saputra, O. (2025). Karakter Fisik Media Tanam Dari Limbah Kerajianan Bambu dan Pelepah Aren dengan Pencampuran </w:t>
+                  </w:r>
+                  <w:r>
+                    <w:rPr>
+                      <w:rFonts w:ascii="Times New Roman" w:hAnsi="Times New Roman" w:cs="Times New Roman"/>
+                      <w:noProof/>
+                      <w:sz w:val="24"/>
+                      <w:szCs w:val="24"/>
+                    </w:rPr>
+                    <w:lastRenderedPageBreak/>
+                    <w:t xml:space="preserve">Cocopeat Sebagai Media Tanam Hidroponik. </w:t>
                   </w:r>
                   <w:r>
                     <w:rPr>
@@ -25736,17 +26750,7 @@
                       <w:sz w:val="24"/>
                       <w:szCs w:val="24"/>
                     </w:rPr>
-                    <w:t xml:space="preserve">Juliani, R., Soemeinaboedhy, I. N., &amp; Bustan. (2022). Dampak Pemberian Cocopeat dan Inkubasi Terhadap Perubahan Sifat Fisik Tanah di Lahan Kering </w:t>
-                  </w:r>
-                  <w:r>
-                    <w:rPr>
-                      <w:rFonts w:ascii="Times New Roman" w:hAnsi="Times New Roman" w:cs="Times New Roman"/>
-                      <w:noProof/>
-                      <w:sz w:val="24"/>
-                      <w:szCs w:val="24"/>
-                    </w:rPr>
-                    <w:lastRenderedPageBreak/>
-                    <w:t xml:space="preserve">Kabupaten Lombok Utara. </w:t>
+                    <w:t xml:space="preserve">Juliani, R., Soemeinaboedhy, I. N., &amp; Bustan. (2022). Dampak Pemberian Cocopeat dan Inkubasi Terhadap Perubahan Sifat Fisik Tanah di Lahan Kering Kabupaten Lombok Utara. </w:t>
                   </w:r>
                   <w:r>
                     <w:rPr>
@@ -25875,6 +26879,7 @@
                       <w:sz w:val="24"/>
                       <w:szCs w:val="24"/>
                     </w:rPr>
+                    <w:lastRenderedPageBreak/>
                     <w:t xml:space="preserve">Magfiratunnisa, N., Abdullah, S. H., &amp; Priyati, A. (2024). Analisis Sifat Fisik Beberapa Media Tanam pada Budidaya Tanaman Sawi (Brassica juncea L.) dengan Sistem Hidroponik Rakit Apung. </w:t>
                   </w:r>
                   <w:r>
@@ -26177,7 +27182,6 @@
                       <w:sz w:val="24"/>
                       <w:szCs w:val="24"/>
                     </w:rPr>
-                    <w:lastRenderedPageBreak/>
                     <w:t xml:space="preserve">Samsur, Mubarak, H., &amp; Lestari, N. (2022). Estimasi Nilai Evapotranspirasi Potensial dalam Rangka Optimalisasi Pemanfaatan Irigasi Permukaan di Kabupaten Wajo. </w:t>
                   </w:r>
                   <w:r>
@@ -26264,7 +27268,17 @@
                       <w:sz w:val="24"/>
                       <w:szCs w:val="24"/>
                     </w:rPr>
-                    <w:t xml:space="preserve">Widyaputri, T., Sugiono, D., &amp; Syah, B. (2021). Uji Efektivitas Nutrisi Ab Mix Terhadap Pertumbuhan dan Hasil Tanaman Kale (Brassica Oleraceae Var. Acephala) Kultivar Curly Gruner Pada Sistem Wick Hidroponik. </w:t>
+                    <w:t xml:space="preserve">Widyaputri, T., Sugiono, D., &amp; Syah, B. (2021). Uji Efektivitas Nutrisi Ab Mix Terhadap Pertumbuhan dan Hasil Tanaman Kale (Brassica Oleraceae Var. </w:t>
+                  </w:r>
+                  <w:r>
+                    <w:rPr>
+                      <w:rFonts w:ascii="Times New Roman" w:hAnsi="Times New Roman" w:cs="Times New Roman"/>
+                      <w:noProof/>
+                      <w:sz w:val="24"/>
+                      <w:szCs w:val="24"/>
+                    </w:rPr>
+                    <w:lastRenderedPageBreak/>
+                    <w:t xml:space="preserve">Acephala) Kultivar Curly Gruner Pada Sistem Wick Hidroponik. </w:t>
                   </w:r>
                   <w:r>
                     <w:rPr>
@@ -29301,7 +30315,6 @@
   <w:style w:type="character" w:default="1" w:styleId="DefaultParagraphFont">
     <w:name w:val="Default Paragraph Font"/>
     <w:uiPriority w:val="1"/>
-    <w:semiHidden/>
     <w:unhideWhenUsed/>
   </w:style>
   <w:style w:type="table" w:default="1" w:styleId="TableNormal">
